--- a/新規 Microsoft Word 文書 (4).docx
+++ b/新規 Microsoft Word 文書 (4).docx
@@ -360,6 +360,12 @@
     <w:p/>
     <w:p>
       <w:r>
+        <w:t>    const matchNumberBase = (round - 1) * Math.floor(players.length / 2);</w:t>
+      </w:r>
+    </w:p>
+    <w:p/>
+    <w:p>
+      <w:r>
         <w:t>    const sorted = [...players].sort((a, b) =&gt; {</w:t>
       </w:r>
     </w:p>
@@ -405,6 +411,11 @@
         <w:t>    const newMatches = [];</w:t>
       </w:r>
     </w:p>
+    <w:p>
+      <w:r>
+        <w:t>    let tableNo = 1;</w:t>
+      </w:r>
+    </w:p>
     <w:p/>
     <w:p>
       <w:r>
@@ -476,168 +487,6 @@
     <w:p>
       <w:r>
         <w:t>        tempPlayers.splice(index, 1);</w:t>
-      </w:r>
-    </w:p>
-    <w:p>
-      <w:r>
-        <w:t>      }</w:t>
-      </w:r>
-    </w:p>
-    <w:p>
-      <w:r>
-        <w:t>    }</w:t>
-      </w:r>
-    </w:p>
-    <w:p/>
-    <w:p>
-      <w:r>
-        <w:lastRenderedPageBreak/>
-        <w:t>    const used = new Set();</w:t>
-      </w:r>
-    </w:p>
-    <w:p/>
-    <w:p>
-      <w:r>
-        <w:t>    for (let i = 0; i &lt; tempPlayers.length; i++) {</w:t>
-      </w:r>
-    </w:p>
-    <w:p>
-      <w:r>
-        <w:t>      const player1 = tempPlayers[i];</w:t>
-      </w:r>
-    </w:p>
-    <w:p/>
-    <w:p>
-      <w:r>
-        <w:t>      if (used.has(player1.id)) continue;</w:t>
-      </w:r>
-    </w:p>
-    <w:p/>
-    <w:p>
-      <w:r>
-        <w:t>      let opponent = null;</w:t>
-      </w:r>
-    </w:p>
-    <w:p/>
-    <w:p>
-      <w:r>
-        <w:t>      for (let j = i + 1; j &lt; tempPlayers.length; j++) {</w:t>
-      </w:r>
-    </w:p>
-    <w:p>
-      <w:r>
-        <w:t>        const player2 = tempPlayers[j];</w:t>
-      </w:r>
-    </w:p>
-    <w:p/>
-    <w:p>
-      <w:r>
-        <w:t>        if (used.has(player2.id)) continue;</w:t>
-      </w:r>
-    </w:p>
-    <w:p/>
-    <w:p>
-      <w:r>
-        <w:t>        const alreadyPlayed = player1.opponents.includes(player2.id);</w:t>
-      </w:r>
-    </w:p>
-    <w:p/>
-    <w:p>
-      <w:r>
-        <w:t>        if (!alreadyPlayed) {</w:t>
-      </w:r>
-    </w:p>
-    <w:p>
-      <w:r>
-        <w:t>          opponent = player2;</w:t>
-      </w:r>
-    </w:p>
-    <w:p>
-      <w:r>
-        <w:t>          break;</w:t>
-      </w:r>
-    </w:p>
-    <w:p>
-      <w:r>
-        <w:t>        }</w:t>
-      </w:r>
-    </w:p>
-    <w:p>
-      <w:r>
-        <w:t>      }</w:t>
-      </w:r>
-    </w:p>
-    <w:p/>
-    <w:p>
-      <w:r>
-        <w:t>      if (!opponent) {</w:t>
-      </w:r>
-    </w:p>
-    <w:p>
-      <w:r>
-        <w:t>        opponent = tempPlayers.find(</w:t>
-      </w:r>
-    </w:p>
-    <w:p>
-      <w:r>
-        <w:t>          (p) =&gt; !used.has(p.id) &amp;&amp; p.id !== player1.id</w:t>
-      </w:r>
-    </w:p>
-    <w:p>
-      <w:r>
-        <w:t>        );</w:t>
-      </w:r>
-    </w:p>
-    <w:p>
-      <w:r>
-        <w:t>      }</w:t>
-      </w:r>
-    </w:p>
-    <w:p/>
-    <w:p>
-      <w:r>
-        <w:t>      if (opponent) {</w:t>
-      </w:r>
-    </w:p>
-    <w:p>
-      <w:r>
-        <w:t>        used.add(player1.id);</w:t>
-      </w:r>
-    </w:p>
-    <w:p>
-      <w:r>
-        <w:t>        used.add(opponent.id);</w:t>
-      </w:r>
-    </w:p>
-    <w:p/>
-    <w:p>
-      <w:r>
-        <w:t>        newMatches.push({</w:t>
-      </w:r>
-    </w:p>
-    <w:p>
-      <w:r>
-        <w:t>          id: `${round}-${player1.id}-${opponent.id}`,</w:t>
-      </w:r>
-    </w:p>
-    <w:p>
-      <w:r>
-        <w:t>          player1,</w:t>
-      </w:r>
-    </w:p>
-    <w:p>
-      <w:r>
-        <w:t>          player2: opponent,</w:t>
-      </w:r>
-    </w:p>
-    <w:p>
-      <w:r>
-        <w:t>          result: "",</w:t>
-      </w:r>
-    </w:p>
-    <w:p>
-      <w:r>
-        <w:t>        });</w:t>
       </w:r>
     </w:p>
     <w:p>
@@ -654,6 +503,178 @@
     <w:p/>
     <w:p>
       <w:r>
+        <w:t>    const used = new Set();</w:t>
+      </w:r>
+    </w:p>
+    <w:p/>
+    <w:p>
+      <w:r>
+        <w:t>    for (let i = 0; i &lt; tempPlayers.length; i++) {</w:t>
+      </w:r>
+    </w:p>
+    <w:p>
+      <w:r>
+        <w:t>      const player1 = tempPlayers[i];</w:t>
+      </w:r>
+    </w:p>
+    <w:p/>
+    <w:p>
+      <w:r>
+        <w:t>      if (used.has(player1.id)) continue;</w:t>
+      </w:r>
+    </w:p>
+    <w:p/>
+    <w:p>
+      <w:r>
+        <w:t>      let opponent = null;</w:t>
+      </w:r>
+    </w:p>
+    <w:p/>
+    <w:p>
+      <w:r>
+        <w:t>      for (let j = i + 1; j &lt; tempPlayers.length; j++) {</w:t>
+      </w:r>
+    </w:p>
+    <w:p>
+      <w:r>
+        <w:t>        const player2 = tempPlayers[j];</w:t>
+      </w:r>
+    </w:p>
+    <w:p/>
+    <w:p>
+      <w:r>
+        <w:t>        if (used.has(player2.id)) continue;</w:t>
+      </w:r>
+    </w:p>
+    <w:p/>
+    <w:p>
+      <w:r>
+        <w:t>        const alreadyPlayed = player1.opponents.includes(player2.id);</w:t>
+      </w:r>
+    </w:p>
+    <w:p/>
+    <w:p>
+      <w:r>
+        <w:t>        if (!alreadyPlayed) {</w:t>
+      </w:r>
+    </w:p>
+    <w:p>
+      <w:r>
+        <w:t>          opponent = player2;</w:t>
+      </w:r>
+    </w:p>
+    <w:p>
+      <w:r>
+        <w:t>          break;</w:t>
+      </w:r>
+    </w:p>
+    <w:p>
+      <w:r>
+        <w:t>        }</w:t>
+      </w:r>
+    </w:p>
+    <w:p>
+      <w:r>
+        <w:t>      }</w:t>
+      </w:r>
+    </w:p>
+    <w:p/>
+    <w:p>
+      <w:r>
+        <w:t>      if (!opponent) {</w:t>
+      </w:r>
+    </w:p>
+    <w:p>
+      <w:r>
+        <w:t>        opponent = tempPlayers.find(</w:t>
+      </w:r>
+    </w:p>
+    <w:p>
+      <w:r>
+        <w:t>          (p) =&gt; !used.has(p.id) &amp;&amp; p.id !== player1.id</w:t>
+      </w:r>
+    </w:p>
+    <w:p>
+      <w:r>
+        <w:t>        );</w:t>
+      </w:r>
+    </w:p>
+    <w:p>
+      <w:r>
+        <w:t>      }</w:t>
+      </w:r>
+    </w:p>
+    <w:p/>
+    <w:p>
+      <w:r>
+        <w:t>      if (opponent) {</w:t>
+      </w:r>
+    </w:p>
+    <w:p>
+      <w:r>
+        <w:t>        used.add(player1.id);</w:t>
+      </w:r>
+    </w:p>
+    <w:p>
+      <w:r>
+        <w:t>        used.add(opponent.id);</w:t>
+      </w:r>
+    </w:p>
+    <w:p/>
+    <w:p>
+      <w:r>
+        <w:t>        newMatches.push({</w:t>
+      </w:r>
+    </w:p>
+    <w:p>
+      <w:r>
+        <w:t>          id: `${round}-${player1.id}-${opponent.id}`,</w:t>
+      </w:r>
+    </w:p>
+    <w:p>
+      <w:r>
+        <w:t>          matchNo: matchNumberBase + newMatches.length + 1,</w:t>
+      </w:r>
+    </w:p>
+    <w:p>
+      <w:r>
+        <w:lastRenderedPageBreak/>
+        <w:t>          tableNo: tableNo++,</w:t>
+      </w:r>
+    </w:p>
+    <w:p>
+      <w:r>
+        <w:t>          player1,</w:t>
+      </w:r>
+    </w:p>
+    <w:p>
+      <w:r>
+        <w:t>          player2: opponent,</w:t>
+      </w:r>
+    </w:p>
+    <w:p>
+      <w:r>
+        <w:t>          result: "",</w:t>
+      </w:r>
+    </w:p>
+    <w:p>
+      <w:r>
+        <w:t>        });</w:t>
+      </w:r>
+    </w:p>
+    <w:p>
+      <w:r>
+        <w:t>      }</w:t>
+      </w:r>
+    </w:p>
+    <w:p>
+      <w:r>
+        <w:t>    }</w:t>
+      </w:r>
+    </w:p>
+    <w:p/>
+    <w:p>
+      <w:r>
         <w:t>    setPlayers(updatedPlayers);</w:t>
       </w:r>
     </w:p>
@@ -776,7 +797,149 @@
     </w:p>
     <w:p>
       <w:r>
+        <w:lastRenderedPageBreak/>
         <w:t>          result: "Win",</w:t>
+      </w:r>
+    </w:p>
+    <w:p>
+      <w:r>
+        <w:t>        });</w:t>
+      </w:r>
+    </w:p>
+    <w:p/>
+    <w:p>
+      <w:r>
+        <w:t>        p2.history.push({</w:t>
+      </w:r>
+    </w:p>
+    <w:p>
+      <w:r>
+        <w:t>          round,</w:t>
+      </w:r>
+    </w:p>
+    <w:p>
+      <w:r>
+        <w:t>          opponent: p1.name,</w:t>
+      </w:r>
+    </w:p>
+    <w:p>
+      <w:r>
+        <w:t>          result: "Lose",</w:t>
+      </w:r>
+    </w:p>
+    <w:p>
+      <w:r>
+        <w:t>        });</w:t>
+      </w:r>
+    </w:p>
+    <w:p>
+      <w:r>
+        <w:t>      }</w:t>
+      </w:r>
+    </w:p>
+    <w:p/>
+    <w:p>
+      <w:r>
+        <w:t>      if (match.result === "p2") {</w:t>
+      </w:r>
+    </w:p>
+    <w:p>
+      <w:r>
+        <w:t>        p2.points += 1;</w:t>
+      </w:r>
+    </w:p>
+    <w:p/>
+    <w:p>
+      <w:r>
+        <w:t>        p1.history.push({</w:t>
+      </w:r>
+    </w:p>
+    <w:p>
+      <w:r>
+        <w:t>          round,</w:t>
+      </w:r>
+    </w:p>
+    <w:p>
+      <w:r>
+        <w:t>          opponent: p2.name,</w:t>
+      </w:r>
+    </w:p>
+    <w:p>
+      <w:r>
+        <w:t>          result: "Lose",</w:t>
+      </w:r>
+    </w:p>
+    <w:p>
+      <w:r>
+        <w:t>        });</w:t>
+      </w:r>
+    </w:p>
+    <w:p/>
+    <w:p>
+      <w:r>
+        <w:t>        p2.history.push({</w:t>
+      </w:r>
+    </w:p>
+    <w:p>
+      <w:r>
+        <w:t>          round,</w:t>
+      </w:r>
+    </w:p>
+    <w:p>
+      <w:r>
+        <w:t>          opponent: p1.name,</w:t>
+      </w:r>
+    </w:p>
+    <w:p>
+      <w:r>
+        <w:t>          result: "Win",</w:t>
+      </w:r>
+    </w:p>
+    <w:p>
+      <w:r>
+        <w:t>        });</w:t>
+      </w:r>
+    </w:p>
+    <w:p>
+      <w:r>
+        <w:t>      }</w:t>
+      </w:r>
+    </w:p>
+    <w:p/>
+    <w:p>
+      <w:r>
+        <w:t>      if (match.result === "draw") {</w:t>
+      </w:r>
+    </w:p>
+    <w:p>
+      <w:r>
+        <w:t>        p1.points += 0.5;</w:t>
+      </w:r>
+    </w:p>
+    <w:p>
+      <w:r>
+        <w:t>        p2.points += 0.5;</w:t>
+      </w:r>
+    </w:p>
+    <w:p/>
+    <w:p>
+      <w:r>
+        <w:t>        p1.history.push({</w:t>
+      </w:r>
+    </w:p>
+    <w:p>
+      <w:r>
+        <w:t>          round,</w:t>
+      </w:r>
+    </w:p>
+    <w:p>
+      <w:r>
+        <w:t>          opponent: p2.name,</w:t>
+      </w:r>
+    </w:p>
+    <w:p>
+      <w:r>
+        <w:t>          result: "Draw",</w:t>
       </w:r>
     </w:p>
     <w:p>
@@ -803,7 +966,7 @@
     </w:p>
     <w:p>
       <w:r>
-        <w:t>          result: "Lose",</w:t>
+        <w:t>          result: "Draw",</w:t>
       </w:r>
     </w:p>
     <w:p>
@@ -816,147 +979,6 @@
         <w:t>      }</w:t>
       </w:r>
     </w:p>
-    <w:p/>
-    <w:p>
-      <w:r>
-        <w:t>      if (match.result === "p2") {</w:t>
-      </w:r>
-    </w:p>
-    <w:p>
-      <w:r>
-        <w:t>        p2.points += 1;</w:t>
-      </w:r>
-    </w:p>
-    <w:p/>
-    <w:p>
-      <w:r>
-        <w:t>        p1.history.push({</w:t>
-      </w:r>
-    </w:p>
-    <w:p>
-      <w:r>
-        <w:t>          round,</w:t>
-      </w:r>
-    </w:p>
-    <w:p>
-      <w:r>
-        <w:t>          opponent: p2.name,</w:t>
-      </w:r>
-    </w:p>
-    <w:p>
-      <w:r>
-        <w:t>          result: "Lose",</w:t>
-      </w:r>
-    </w:p>
-    <w:p>
-      <w:r>
-        <w:t>        });</w:t>
-      </w:r>
-    </w:p>
-    <w:p/>
-    <w:p>
-      <w:r>
-        <w:t>        p2.history.push({</w:t>
-      </w:r>
-    </w:p>
-    <w:p>
-      <w:r>
-        <w:t>          round,</w:t>
-      </w:r>
-    </w:p>
-    <w:p>
-      <w:r>
-        <w:t>          opponent: p1.name,</w:t>
-      </w:r>
-    </w:p>
-    <w:p>
-      <w:r>
-        <w:t>          result: "Win",</w:t>
-      </w:r>
-    </w:p>
-    <w:p>
-      <w:r>
-        <w:t>        });</w:t>
-      </w:r>
-    </w:p>
-    <w:p>
-      <w:r>
-        <w:t>      }</w:t>
-      </w:r>
-    </w:p>
-    <w:p/>
-    <w:p>
-      <w:r>
-        <w:t>      if (match.result === "draw") {</w:t>
-      </w:r>
-    </w:p>
-    <w:p>
-      <w:r>
-        <w:t>        p1.points += 0.5;</w:t>
-      </w:r>
-    </w:p>
-    <w:p>
-      <w:r>
-        <w:t>        p2.points += 0.5;</w:t>
-      </w:r>
-    </w:p>
-    <w:p/>
-    <w:p>
-      <w:r>
-        <w:t>        p1.history.push({</w:t>
-      </w:r>
-    </w:p>
-    <w:p>
-      <w:r>
-        <w:t>          round,</w:t>
-      </w:r>
-    </w:p>
-    <w:p>
-      <w:r>
-        <w:t>          opponent: p2.name,</w:t>
-      </w:r>
-    </w:p>
-    <w:p>
-      <w:r>
-        <w:t>          result: "Draw",</w:t>
-      </w:r>
-    </w:p>
-    <w:p>
-      <w:r>
-        <w:t>        });</w:t>
-      </w:r>
-    </w:p>
-    <w:p/>
-    <w:p>
-      <w:r>
-        <w:t>        p2.history.push({</w:t>
-      </w:r>
-    </w:p>
-    <w:p>
-      <w:r>
-        <w:t>          round,</w:t>
-      </w:r>
-    </w:p>
-    <w:p>
-      <w:r>
-        <w:t>          opponent: p1.name,</w:t>
-      </w:r>
-    </w:p>
-    <w:p>
-      <w:r>
-        <w:t>          result: "Draw",</w:t>
-      </w:r>
-    </w:p>
-    <w:p>
-      <w:r>
-        <w:t>        });</w:t>
-      </w:r>
-    </w:p>
-    <w:p>
-      <w:r>
-        <w:t>      }</w:t>
-      </w:r>
-    </w:p>
     <w:p>
       <w:r>
         <w:t>    });</w:t>
@@ -1085,6 +1107,7 @@
     <w:p/>
     <w:p>
       <w:r>
+        <w:lastRenderedPageBreak/>
         <w:t>const maxSwissRounds =</w:t>
       </w:r>
     </w:p>
@@ -1110,71 +1133,906 @@
     </w:p>
     <w:p>
       <w:r>
+        <w:t>    : players.length;</w:t>
+      </w:r>
+    </w:p>
+    <w:p>
+      <w:r>
+        <w:t>  const sortedRanking = useMemo(() =&gt; {</w:t>
+      </w:r>
+    </w:p>
+    <w:p>
+      <w:r>
+        <w:t>    return [...players].sort((a, b) =&gt; b.points - a.points);</w:t>
+      </w:r>
+    </w:p>
+    <w:p>
+      <w:r>
+        <w:t>  }, [players]);</w:t>
+      </w:r>
+    </w:p>
+    <w:p/>
+    <w:p>
+      <w:r>
+        <w:t>  return (</w:t>
+      </w:r>
+    </w:p>
+    <w:p>
+      <w:r>
+        <w:t>    &lt;div</w:t>
+      </w:r>
+    </w:p>
+    <w:p>
+      <w:r>
+        <w:t>      className={`min-h-screen transition-all duration-300 ${</w:t>
+      </w:r>
+    </w:p>
+    <w:p>
+      <w:r>
+        <w:t>        darkMode</w:t>
+      </w:r>
+    </w:p>
+    <w:p>
+      <w:r>
+        <w:t>          ? "bg-gray-900 text-white"</w:t>
+      </w:r>
+    </w:p>
+    <w:p>
+      <w:r>
+        <w:t>          : "bg-gray-100 text-black"</w:t>
+      </w:r>
+    </w:p>
+    <w:p>
+      <w:r>
+        <w:t>      }`}</w:t>
+      </w:r>
+    </w:p>
+    <w:p>
+      <w:r>
+        <w:t>    &gt;</w:t>
+      </w:r>
+    </w:p>
+    <w:p>
+      <w:r>
+        <w:t>      &lt;div className="max-w-7xl mx-auto p-6 space-y-6"&gt;</w:t>
+      </w:r>
+    </w:p>
+    <w:p>
+      <w:r>
+        <w:t>        &lt;div</w:t>
+      </w:r>
+    </w:p>
+    <w:p>
+      <w:r>
+        <w:t>          className={`rounded-3xl shadow-xl p-6 ${</w:t>
+      </w:r>
+    </w:p>
+    <w:p>
+      <w:r>
+        <w:t>            darkMode ? "bg-gray-800" : "bg-white"</w:t>
+      </w:r>
+    </w:p>
+    <w:p>
+      <w:r>
+        <w:t>          }`}</w:t>
+      </w:r>
+    </w:p>
+    <w:p>
+      <w:r>
+        <w:t>        &gt;</w:t>
+      </w:r>
+    </w:p>
+    <w:p>
+      <w:r>
+        <w:t>          &lt;div className="flex flex-col lg:flex-row gap-4 lg:items-center lg:justify-between"&gt;</w:t>
+      </w:r>
+    </w:p>
+    <w:p>
+      <w:r>
+        <w:t>            &lt;div&gt;</w:t>
+      </w:r>
+    </w:p>
+    <w:p>
+      <w:r>
+        <w:t>              &lt;input</w:t>
+      </w:r>
+    </w:p>
+    <w:p>
+      <w:r>
+        <w:t>                value={tournamentName}</w:t>
+      </w:r>
+    </w:p>
+    <w:p>
+      <w:r>
+        <w:t>                onChange={(e) =&gt; setTournamentName(e.target.value)}</w:t>
+      </w:r>
+    </w:p>
+    <w:p>
+      <w:r>
+        <w:t>                className={`text-3xl font-bold bg-transparent border-b outline-none w-full ${</w:t>
+      </w:r>
+    </w:p>
+    <w:p>
+      <w:r>
+        <w:t>                  darkMode ? "border-gray-500" : "border-gray-300"</w:t>
+      </w:r>
+    </w:p>
+    <w:p>
+      <w:r>
+        <w:t>                }`}</w:t>
+      </w:r>
+    </w:p>
+    <w:p>
+      <w:r>
+        <w:t>              /&gt;</w:t>
+      </w:r>
+    </w:p>
+    <w:p/>
+    <w:p>
+      <w:r>
+        <w:t>              &lt;div className="mt-3 flex flex-wrap gap-4 items-center opacity-70"&gt;</w:t>
+      </w:r>
+    </w:p>
+    <w:p>
+      <w:r>
+        <w:t>                &lt;p&gt;</w:t>
+      </w:r>
+    </w:p>
+    <w:p>
+      <w:r>
+        <w:t>                  現在ラウンド: {round}</w:t>
+      </w:r>
+    </w:p>
+    <w:p>
+      <w:r>
+        <w:t>                &lt;/p&gt;</w:t>
+      </w:r>
+    </w:p>
+    <w:p/>
+    <w:p>
+      <w:r>
+        <w:t>                &lt;div className="flex items-center gap-2"&gt;</w:t>
+      </w:r>
+    </w:p>
+    <w:p>
+      <w:r>
+        <w:t>                  &lt;span&gt;1人あたりの試合数&lt;/span&gt;</w:t>
+      </w:r>
+    </w:p>
+    <w:p/>
+    <w:p>
+      <w:r>
+        <w:t>                  &lt;input</w:t>
+      </w:r>
+    </w:p>
+    <w:p>
+      <w:r>
+        <w:t>                    type="number"</w:t>
+      </w:r>
+    </w:p>
+    <w:p>
+      <w:r>
+        <w:t>                    min="1"</w:t>
+      </w:r>
+    </w:p>
+    <w:p>
+      <w:r>
+        <w:t>                    max={maxSwissRounds}</w:t>
+      </w:r>
+    </w:p>
+    <w:p>
+      <w:r>
+        <w:t>                    value={maxMatches}</w:t>
+      </w:r>
+    </w:p>
+    <w:p>
+      <w:r>
+        <w:t>                    onChange={(e) =&gt; {</w:t>
+      </w:r>
+    </w:p>
+    <w:p>
+      <w:r>
+        <w:t>  const value = Number(e.target.value);</w:t>
+      </w:r>
+    </w:p>
+    <w:p/>
+    <w:p>
+      <w:r>
+        <w:t>  if (value &gt; maxSwissRounds) {</w:t>
+      </w:r>
+    </w:p>
+    <w:p>
+      <w:r>
+        <w:t>    alert(</w:t>
+      </w:r>
+    </w:p>
+    <w:p>
+      <w:r>
+        <w:t>      `再戦なしで可能な最大試合数は ${maxSwissRounds} 回です`</w:t>
+      </w:r>
+    </w:p>
+    <w:p>
+      <w:r>
+        <w:t>    );</w:t>
+      </w:r>
+    </w:p>
+    <w:p>
+      <w:r>
+        <w:t>    setMaxMatches(maxSwissRounds);</w:t>
+      </w:r>
+    </w:p>
+    <w:p>
+      <w:r>
+        <w:t>    return;</w:t>
+      </w:r>
+    </w:p>
+    <w:p>
+      <w:r>
+        <w:t>  }</w:t>
+      </w:r>
+    </w:p>
+    <w:p/>
+    <w:p>
+      <w:r>
+        <w:t>  setMaxMatches(value);</w:t>
+      </w:r>
+    </w:p>
+    <w:p>
+      <w:r>
+        <w:t>}}</w:t>
+      </w:r>
+    </w:p>
+    <w:p>
+      <w:r>
+        <w:t>                    className={`w-20 px-2 py-1 rounded-lg border ${</w:t>
+      </w:r>
+    </w:p>
+    <w:p>
+      <w:r>
+        <w:t>                      darkMode</w:t>
+      </w:r>
+    </w:p>
+    <w:p>
+      <w:r>
+        <w:t>                        ? "bg-gray-700 border-gray-600"</w:t>
+      </w:r>
+    </w:p>
+    <w:p>
+      <w:r>
+        <w:t>                        : "bg-white border-gray-300"</w:t>
+      </w:r>
+    </w:p>
+    <w:p>
+      <w:r>
+        <w:t>                    }`}</w:t>
+      </w:r>
+    </w:p>
+    <w:p>
+      <w:r>
+        <w:t>                  /&gt;</w:t>
+      </w:r>
+    </w:p>
+    <w:p/>
+    <w:p>
+      <w:r>
+        <w:t>                  &lt;p className="text-xs opacity-70 mt-1"&gt;</w:t>
+      </w:r>
+    </w:p>
+    <w:p>
+      <w:r>
+        <w:t>  再戦なし最大: {maxSwissRounds} 回</w:t>
+      </w:r>
+    </w:p>
+    <w:p>
+      <w:r>
+        <w:t>&lt;/p&gt;</w:t>
+      </w:r>
+    </w:p>
+    <w:p>
+      <w:r>
+        <w:t>                &lt;/div&gt;</w:t>
+      </w:r>
+    </w:p>
+    <w:p>
+      <w:r>
+        <w:t>              &lt;/div&gt;</w:t>
+      </w:r>
+    </w:p>
+    <w:p>
+      <w:r>
+        <w:t>            &lt;/div&gt;</w:t>
+      </w:r>
+    </w:p>
+    <w:p/>
+    <w:p>
+      <w:r>
+        <w:t>            &lt;div className="flex gap-2 flex-wrap"&gt;</w:t>
+      </w:r>
+    </w:p>
+    <w:p>
+      <w:r>
+        <w:t>              &lt;button</w:t>
+      </w:r>
+    </w:p>
+    <w:p>
+      <w:r>
         <w:lastRenderedPageBreak/>
-        <w:t>    : players.length;</w:t>
-      </w:r>
-    </w:p>
-    <w:p>
-      <w:r>
-        <w:t>  const sortedRanking = useMemo(() =&gt; {</w:t>
-      </w:r>
-    </w:p>
-    <w:p>
-      <w:r>
-        <w:t>    return [...players].sort((a, b) =&gt; b.points - a.points);</w:t>
-      </w:r>
-    </w:p>
-    <w:p>
-      <w:r>
-        <w:t>  }, [players]);</w:t>
-      </w:r>
-    </w:p>
-    <w:p/>
-    <w:p>
-      <w:r>
-        <w:t>  return (</w:t>
-      </w:r>
-    </w:p>
-    <w:p>
-      <w:r>
-        <w:t>    &lt;div</w:t>
-      </w:r>
-    </w:p>
-    <w:p>
-      <w:r>
-        <w:t>      className={`min-h-screen transition-all duration-300 ${</w:t>
-      </w:r>
-    </w:p>
-    <w:p>
-      <w:r>
-        <w:t>        darkMode</w:t>
-      </w:r>
-    </w:p>
-    <w:p>
-      <w:r>
-        <w:t>          ? "bg-gray-900 text-white"</w:t>
-      </w:r>
-    </w:p>
-    <w:p>
-      <w:r>
-        <w:t>          : "bg-gray-100 text-black"</w:t>
-      </w:r>
-    </w:p>
-    <w:p>
-      <w:r>
-        <w:t>      }`}</w:t>
-      </w:r>
-    </w:p>
-    <w:p>
-      <w:r>
-        <w:t>    &gt;</w:t>
-      </w:r>
-    </w:p>
-    <w:p>
-      <w:r>
-        <w:t>      &lt;div className="max-w-7xl mx-auto p-6 space-y-6"&gt;</w:t>
-      </w:r>
-    </w:p>
+        <w:t>                onClick={() =&gt; setDarkMode(!darkMode)}</w:t>
+      </w:r>
+    </w:p>
+    <w:p>
+      <w:r>
+        <w:t>                className="px-4 py-2 rounded-2xl bg-indigo-600 text-white"</w:t>
+      </w:r>
+    </w:p>
+    <w:p>
+      <w:r>
+        <w:t>              &gt;</w:t>
+      </w:r>
+    </w:p>
+    <w:p>
+      <w:r>
+        <w:t>                {darkMode ? "ライトモード" : "ダークモード"}</w:t>
+      </w:r>
+    </w:p>
+    <w:p>
+      <w:r>
+        <w:t>              &lt;/button&gt;</w:t>
+      </w:r>
+    </w:p>
+    <w:p/>
+    <w:p>
+      <w:r>
+        <w:t>              &lt;button</w:t>
+      </w:r>
+    </w:p>
+    <w:p>
+      <w:r>
+        <w:t>                onClick={resetTournament}</w:t>
+      </w:r>
+    </w:p>
+    <w:p>
+      <w:r>
+        <w:t>                className="px-4 py-2 rounded-2xl bg-red-600 text-white"</w:t>
+      </w:r>
+    </w:p>
+    <w:p>
+      <w:r>
+        <w:t>              &gt;</w:t>
+      </w:r>
+    </w:p>
+    <w:p>
+      <w:r>
+        <w:t>                大会リセット</w:t>
+      </w:r>
+    </w:p>
+    <w:p>
+      <w:r>
+        <w:t>              &lt;/button&gt;</w:t>
+      </w:r>
+    </w:p>
+    <w:p>
+      <w:r>
+        <w:t>            &lt;/div&gt;</w:t>
+      </w:r>
+    </w:p>
+    <w:p>
+      <w:r>
+        <w:t>          &lt;/div&gt;</w:t>
+      </w:r>
+    </w:p>
+    <w:p>
+      <w:r>
+        <w:t>        &lt;/div&gt;</w:t>
+      </w:r>
+    </w:p>
+    <w:p/>
+    <w:p>
+      <w:r>
+        <w:t>        &lt;div className="grid grid-cols-1 lg:grid-cols-2 gap-6"&gt;</w:t>
+      </w:r>
+    </w:p>
+    <w:p>
+      <w:r>
+        <w:t>          &lt;div</w:t>
+      </w:r>
+    </w:p>
+    <w:p>
+      <w:r>
+        <w:t>            className={`rounded-3xl shadow-xl p-6 ${</w:t>
+      </w:r>
+    </w:p>
+    <w:p>
+      <w:r>
+        <w:t>              darkMode ? "bg-gray-800" : "bg-white"</w:t>
+      </w:r>
+    </w:p>
+    <w:p>
+      <w:r>
+        <w:t>            }`}</w:t>
+      </w:r>
+    </w:p>
+    <w:p>
+      <w:r>
+        <w:t>          &gt;</w:t>
+      </w:r>
+    </w:p>
+    <w:p>
+      <w:r>
+        <w:t>            &lt;h2 className="text-2xl font-bold mb-4"&gt;</w:t>
+      </w:r>
+    </w:p>
+    <w:p>
+      <w:r>
+        <w:t>              参加者管理</w:t>
+      </w:r>
+    </w:p>
+    <w:p>
+      <w:r>
+        <w:t>            &lt;/h2&gt;</w:t>
+      </w:r>
+    </w:p>
+    <w:p/>
+    <w:p>
+      <w:r>
+        <w:t>            &lt;div className="flex gap-2 mb-4"&gt;</w:t>
+      </w:r>
+    </w:p>
+    <w:p>
+      <w:r>
+        <w:t>              &lt;input</w:t>
+      </w:r>
+    </w:p>
+    <w:p>
+      <w:r>
+        <w:t>                type="text"</w:t>
+      </w:r>
+    </w:p>
+    <w:p>
+      <w:r>
+        <w:t>                value={playerName}</w:t>
+      </w:r>
+    </w:p>
+    <w:p>
+      <w:r>
+        <w:t>                onChange={(e) =&gt; setPlayerName(e.target.value)}</w:t>
+      </w:r>
+    </w:p>
+    <w:p>
+      <w:r>
+        <w:t>                placeholder="参加者名"</w:t>
+      </w:r>
+    </w:p>
+    <w:p>
+      <w:r>
+        <w:t>                className={`flex-1 px-4 py-2 rounded-2xl border ${</w:t>
+      </w:r>
+    </w:p>
+    <w:p>
+      <w:r>
+        <w:t>                  darkMode</w:t>
+      </w:r>
+    </w:p>
+    <w:p>
+      <w:r>
+        <w:t>                    ? "bg-gray-700 border-gray-600"</w:t>
+      </w:r>
+    </w:p>
+    <w:p>
+      <w:r>
+        <w:t>                    : "bg-white border-gray-300"</w:t>
+      </w:r>
+    </w:p>
+    <w:p>
+      <w:r>
+        <w:t>                }`}</w:t>
+      </w:r>
+    </w:p>
+    <w:p>
+      <w:r>
+        <w:t>              /&gt;</w:t>
+      </w:r>
+    </w:p>
+    <w:p/>
+    <w:p>
+      <w:r>
+        <w:t>              &lt;button</w:t>
+      </w:r>
+    </w:p>
+    <w:p>
+      <w:r>
+        <w:t>                onClick={addPlayer}</w:t>
+      </w:r>
+    </w:p>
+    <w:p>
+      <w:r>
+        <w:t>                className="bg-blue-600 text-white px-4 py-2 rounded-2xl"</w:t>
+      </w:r>
+    </w:p>
+    <w:p>
+      <w:r>
+        <w:t>              &gt;</w:t>
+      </w:r>
+    </w:p>
+    <w:p>
+      <w:r>
+        <w:t>                追加</w:t>
+      </w:r>
+    </w:p>
+    <w:p>
+      <w:r>
+        <w:t>              &lt;/button&gt;</w:t>
+      </w:r>
+    </w:p>
+    <w:p>
+      <w:r>
+        <w:t>            &lt;/div&gt;</w:t>
+      </w:r>
+    </w:p>
+    <w:p/>
+    <w:p>
+      <w:r>
+        <w:t>            &lt;div className="space-y-2"&gt;</w:t>
+      </w:r>
+    </w:p>
+    <w:p>
+      <w:r>
+        <w:t>              {players.map((player) =&gt; (</w:t>
+      </w:r>
+    </w:p>
+    <w:p>
+      <w:r>
+        <w:t>                &lt;div</w:t>
+      </w:r>
+    </w:p>
+    <w:p>
+      <w:r>
+        <w:t>                  key={player.id}</w:t>
+      </w:r>
+    </w:p>
+    <w:p>
+      <w:r>
+        <w:t>                  className={`flex justify-between items-center rounded-2xl px-4 py-3 ${</w:t>
+      </w:r>
+    </w:p>
+    <w:p>
+      <w:r>
+        <w:t>                    darkMode ? "bg-gray-700" : "bg-gray-100"</w:t>
+      </w:r>
+    </w:p>
+    <w:p>
+      <w:r>
+        <w:t>                  }`}</w:t>
+      </w:r>
+    </w:p>
+    <w:p>
+      <w:r>
+        <w:t>                &gt;</w:t>
+      </w:r>
+    </w:p>
+    <w:p>
+      <w:r>
+        <w:t>                  &lt;div&gt;</w:t>
+      </w:r>
+    </w:p>
+    <w:p>
+      <w:r>
+        <w:t>                    &lt;div className="font-semibold"&gt;</w:t>
+      </w:r>
+    </w:p>
+    <w:p>
+      <w:r>
+        <w:t>                      {player.name}</w:t>
+      </w:r>
+    </w:p>
+    <w:p>
+      <w:r>
+        <w:t>                    &lt;/div&gt;</w:t>
+      </w:r>
+    </w:p>
+    <w:p>
+      <w:r>
+        <w:t>                    &lt;div className="text-sm opacity-70"&gt;</w:t>
+      </w:r>
+    </w:p>
+    <w:p>
+      <w:r>
+        <w:t>                      {player.points} pt</w:t>
+      </w:r>
+    </w:p>
+    <w:p>
+      <w:r>
+        <w:t>                    &lt;/div&gt;</w:t>
+      </w:r>
+    </w:p>
+    <w:p>
+      <w:r>
+        <w:t>                  &lt;/div&gt;</w:t>
+      </w:r>
+    </w:p>
+    <w:p/>
+    <w:p>
+      <w:r>
+        <w:t>                  &lt;button</w:t>
+      </w:r>
+    </w:p>
+    <w:p>
+      <w:r>
+        <w:t>                    onClick={() =&gt; removePlayer(player.id)}</w:t>
+      </w:r>
+    </w:p>
+    <w:p>
+      <w:r>
+        <w:t>                    className="bg-red-500 text-white px-3 py-1 rounded-xl"</w:t>
+      </w:r>
+    </w:p>
+    <w:p>
+      <w:r>
+        <w:t>                  &gt;</w:t>
+      </w:r>
+    </w:p>
+    <w:p>
+      <w:r>
+        <w:t>                    削除</w:t>
+      </w:r>
+    </w:p>
+    <w:p>
+      <w:r>
+        <w:t>                  &lt;/button&gt;</w:t>
+      </w:r>
+    </w:p>
+    <w:p>
+      <w:r>
+        <w:t>                &lt;/div&gt;</w:t>
+      </w:r>
+    </w:p>
+    <w:p>
+      <w:r>
+        <w:t>              ))}</w:t>
+      </w:r>
+    </w:p>
+    <w:p>
+      <w:r>
+        <w:t>            &lt;/div&gt;</w:t>
+      </w:r>
+    </w:p>
+    <w:p>
+      <w:r>
+        <w:t>          &lt;/div&gt;</w:t>
+      </w:r>
+    </w:p>
+    <w:p/>
+    <w:p>
+      <w:r>
+        <w:t>          &lt;div</w:t>
+      </w:r>
+    </w:p>
+    <w:p>
+      <w:r>
+        <w:lastRenderedPageBreak/>
+        <w:t>            className={`rounded-3xl shadow-xl p-6 ${</w:t>
+      </w:r>
+    </w:p>
+    <w:p>
+      <w:r>
+        <w:t>              darkMode ? "bg-gray-800" : "bg-white"</w:t>
+      </w:r>
+    </w:p>
+    <w:p>
+      <w:r>
+        <w:t>            }`}</w:t>
+      </w:r>
+    </w:p>
+    <w:p>
+      <w:r>
+        <w:t>          &gt;</w:t>
+      </w:r>
+    </w:p>
+    <w:p>
+      <w:r>
+        <w:t>            &lt;div className="flex justify-between items-center mb-4"&gt;</w:t>
+      </w:r>
+    </w:p>
+    <w:p>
+      <w:r>
+        <w:t>              &lt;h2 className="text-2xl font-bold"&gt;</w:t>
+      </w:r>
+    </w:p>
+    <w:p>
+      <w:r>
+        <w:t>                ランキング</w:t>
+      </w:r>
+    </w:p>
+    <w:p>
+      <w:r>
+        <w:t>              &lt;/h2&gt;</w:t>
+      </w:r>
+    </w:p>
+    <w:p/>
+    <w:p>
+      <w:r>
+        <w:t>              {players.every((p) =&gt; p.history.length &gt;= maxMatches) ? (</w:t>
+      </w:r>
+    </w:p>
+    <w:p>
+      <w:r>
+        <w:t>                &lt;div className="text-red-500 font-semibold"&gt;</w:t>
+      </w:r>
+    </w:p>
+    <w:p>
+      <w:r>
+        <w:t>                  ラウンド終了</w:t>
+      </w:r>
+    </w:p>
+    <w:p>
+      <w:r>
+        <w:t>                &lt;/div&gt;</w:t>
+      </w:r>
+    </w:p>
+    <w:p>
+      <w:r>
+        <w:t>              ) : (</w:t>
+      </w:r>
+    </w:p>
+    <w:p>
+      <w:r>
+        <w:t>                &lt;button</w:t>
+      </w:r>
+    </w:p>
+    <w:p>
+      <w:r>
+        <w:t>                  onClick={generatePairings}</w:t>
+      </w:r>
+    </w:p>
+    <w:p>
+      <w:r>
+        <w:t>                  className="bg-green-600 text-white px-4 py-2 rounded-2xl"</w:t>
+      </w:r>
+    </w:p>
+    <w:p>
+      <w:r>
+        <w:t>                &gt;</w:t>
+      </w:r>
+    </w:p>
+    <w:p>
+      <w:r>
+        <w:t>                  組み合わせ生成</w:t>
+      </w:r>
+    </w:p>
+    <w:p>
+      <w:r>
+        <w:t>                &lt;/button&gt;</w:t>
+      </w:r>
+    </w:p>
+    <w:p>
+      <w:r>
+        <w:t>              )}</w:t>
+      </w:r>
+    </w:p>
+    <w:p>
+      <w:r>
+        <w:t>            &lt;/div&gt;</w:t>
+      </w:r>
+    </w:p>
+    <w:p/>
+    <w:p>
+      <w:r>
+        <w:t>            &lt;table className="w-full"&gt;</w:t>
+      </w:r>
+    </w:p>
+    <w:p>
+      <w:r>
+        <w:t>              &lt;thead&gt;</w:t>
+      </w:r>
+    </w:p>
+    <w:p>
+      <w:r>
+        <w:t>                &lt;tr className="border-b border-gray-500"&gt;</w:t>
+      </w:r>
+    </w:p>
+    <w:p>
+      <w:r>
+        <w:t>                  &lt;th className="text-left py-2"&gt;順位&lt;/th&gt;</w:t>
+      </w:r>
+    </w:p>
+    <w:p>
+      <w:r>
+        <w:t>                  &lt;th className="text-left py-2"&gt;名前&lt;/th&gt;</w:t>
+      </w:r>
+    </w:p>
+    <w:p>
+      <w:r>
+        <w:t>                  &lt;th className="text-left py-2"&gt;Pt&lt;/th&gt;</w:t>
+      </w:r>
+    </w:p>
+    <w:p>
+      <w:r>
+        <w:t>                &lt;/tr&gt;</w:t>
+      </w:r>
+    </w:p>
+    <w:p>
+      <w:r>
+        <w:t>              &lt;/thead&gt;</w:t>
+      </w:r>
+    </w:p>
+    <w:p/>
+    <w:p>
+      <w:r>
+        <w:t>              &lt;tbody&gt;</w:t>
+      </w:r>
+    </w:p>
+    <w:p>
+      <w:r>
+        <w:t>                {sortedRanking.map((player, index) =&gt; (</w:t>
+      </w:r>
+    </w:p>
+    <w:p>
+      <w:r>
+        <w:t>                  &lt;tr</w:t>
+      </w:r>
+    </w:p>
+    <w:p>
+      <w:r>
+        <w:t>                    key={player.id}</w:t>
+      </w:r>
+    </w:p>
+    <w:p>
+      <w:r>
+        <w:t>                    className="border-b border-gray-700"</w:t>
+      </w:r>
+    </w:p>
+    <w:p>
+      <w:r>
+        <w:t>                  &gt;</w:t>
+      </w:r>
+    </w:p>
+    <w:p>
+      <w:r>
+        <w:lastRenderedPageBreak/>
+        <w:t>                    &lt;td className="py-2"&gt;{index + 1}&lt;/td&gt;</w:t>
+      </w:r>
+    </w:p>
+    <w:p>
+      <w:r>
+        <w:t>                    &lt;td&gt;{player.name}&lt;/td&gt;</w:t>
+      </w:r>
+    </w:p>
+    <w:p>
+      <w:r>
+        <w:t>                    &lt;td&gt;{player.points}&lt;/td&gt;</w:t>
+      </w:r>
+    </w:p>
+    <w:p>
+      <w:r>
+        <w:t>                  &lt;/tr&gt;</w:t>
+      </w:r>
+    </w:p>
+    <w:p>
+      <w:r>
+        <w:t>                ))}</w:t>
+      </w:r>
+    </w:p>
+    <w:p>
+      <w:r>
+        <w:t>              &lt;/tbody&gt;</w:t>
+      </w:r>
+    </w:p>
+    <w:p>
+      <w:r>
+        <w:t>            &lt;/table&gt;</w:t>
+      </w:r>
+    </w:p>
+    <w:p>
+      <w:r>
+        <w:t>          &lt;/div&gt;</w:t>
+      </w:r>
+    </w:p>
+    <w:p>
+      <w:r>
+        <w:t>        &lt;/div&gt;</w:t>
+      </w:r>
+    </w:p>
+    <w:p/>
     <w:p>
       <w:r>
         <w:t>        &lt;div</w:t>
@@ -1202,37 +2060,84 @@
     </w:p>
     <w:p>
       <w:r>
-        <w:t>          &lt;div className="flex flex-col lg:flex-row gap-4 lg:items-center lg:justify-between"&gt;</w:t>
-      </w:r>
-    </w:p>
-    <w:p>
-      <w:r>
-        <w:t>            &lt;div&gt;</w:t>
-      </w:r>
-    </w:p>
-    <w:p>
-      <w:r>
-        <w:t>              &lt;input</w:t>
-      </w:r>
-    </w:p>
-    <w:p>
-      <w:r>
-        <w:t>                value={tournamentName}</w:t>
-      </w:r>
-    </w:p>
-    <w:p>
-      <w:r>
-        <w:t>                onChange={(e) =&gt; setTournamentName(e.target.value)}</w:t>
-      </w:r>
-    </w:p>
-    <w:p>
-      <w:r>
-        <w:t>                className={`text-3xl font-bold bg-transparent border-b outline-none w-full ${</w:t>
-      </w:r>
-    </w:p>
-    <w:p>
-      <w:r>
-        <w:t>                  darkMode ? "border-gray-500" : "border-gray-300"</w:t>
+        <w:t>          &lt;div className="flex justify-between items-center mb-4"&gt;</w:t>
+      </w:r>
+    </w:p>
+    <w:p>
+      <w:r>
+        <w:t>            &lt;h2 className="text-2xl font-bold"&gt;</w:t>
+      </w:r>
+    </w:p>
+    <w:p>
+      <w:r>
+        <w:t>              対戦組み合わせ</w:t>
+      </w:r>
+    </w:p>
+    <w:p>
+      <w:r>
+        <w:t>            &lt;/h2&gt;</w:t>
+      </w:r>
+    </w:p>
+    <w:p>
+      <w:r>
+        <w:t>          &lt;/div&gt;</w:t>
+      </w:r>
+    </w:p>
+    <w:p/>
+    <w:p>
+      <w:r>
+        <w:t>          &lt;div className="space-y-4"&gt;</w:t>
+      </w:r>
+    </w:p>
+    <w:p>
+      <w:r>
+        <w:t>            {matches.length === 0 &amp;&amp; (</w:t>
+      </w:r>
+    </w:p>
+    <w:p>
+      <w:r>
+        <w:t>              &lt;p className="opacity-70"&gt;</w:t>
+      </w:r>
+    </w:p>
+    <w:p>
+      <w:r>
+        <w:t>                組み合わせがありません</w:t>
+      </w:r>
+    </w:p>
+    <w:p>
+      <w:r>
+        <w:t>              &lt;/p&gt;</w:t>
+      </w:r>
+    </w:p>
+    <w:p>
+      <w:r>
+        <w:t>            )}</w:t>
+      </w:r>
+    </w:p>
+    <w:p/>
+    <w:p>
+      <w:r>
+        <w:t>            {matches.map((match) =&gt; (</w:t>
+      </w:r>
+    </w:p>
+    <w:p>
+      <w:r>
+        <w:t>              &lt;div</w:t>
+      </w:r>
+    </w:p>
+    <w:p>
+      <w:r>
+        <w:t>                key={match.id}</w:t>
+      </w:r>
+    </w:p>
+    <w:p>
+      <w:r>
+        <w:t>                className={`rounded-2xl p-4 ${</w:t>
+      </w:r>
+    </w:p>
+    <w:p>
+      <w:r>
+        <w:t>                  darkMode ? "bg-gray-700" : "bg-gray-100"</w:t>
       </w:r>
     </w:p>
     <w:p>
@@ -1242,143 +2147,59 @@
     </w:p>
     <w:p>
       <w:r>
-        <w:t>              /&gt;</w:t>
-      </w:r>
-    </w:p>
-    <w:p/>
-    <w:p>
-      <w:r>
-        <w:t>              &lt;div className="mt-3 flex flex-wrap gap-4 items-center opacity-70"&gt;</w:t>
-      </w:r>
-    </w:p>
-    <w:p>
-      <w:r>
-        <w:t>                &lt;p&gt;</w:t>
-      </w:r>
-    </w:p>
-    <w:p>
-      <w:r>
-        <w:t>                  現在ラウンド: {round}</w:t>
-      </w:r>
-    </w:p>
-    <w:p>
-      <w:r>
-        <w:t>                &lt;/p&gt;</w:t>
-      </w:r>
-    </w:p>
-    <w:p/>
-    <w:p>
-      <w:r>
-        <w:t>                &lt;div className="flex items-center gap-2"&gt;</w:t>
-      </w:r>
-    </w:p>
-    <w:p>
-      <w:r>
-        <w:t>                  &lt;span&gt;1人あたりの試合数&lt;/span&gt;</w:t>
-      </w:r>
-    </w:p>
-    <w:p/>
-    <w:p>
-      <w:r>
-        <w:t>                  &lt;input</w:t>
+        <w:t>              &gt;</w:t>
+      </w:r>
+    </w:p>
+    <w:p>
+      <w:r>
+        <w:t>                &lt;div className="font-bold text-lg mb-3"&gt;</w:t>
+      </w:r>
+    </w:p>
+    <w:p>
+      <w:r>
+        <w:t>                  第{match.tableNo}卓（第{match.matchNo}試合）：{match.player1.name} VS {match.player2.name}</w:t>
       </w:r>
     </w:p>
     <w:p>
       <w:r>
         <w:lastRenderedPageBreak/>
-        <w:t>                    type="number"</w:t>
-      </w:r>
-    </w:p>
-    <w:p>
-      <w:r>
-        <w:t>                    min="1"</w:t>
-      </w:r>
-    </w:p>
-    <w:p>
-      <w:r>
-        <w:t>                    max={maxSwissRounds}</w:t>
-      </w:r>
-    </w:p>
-    <w:p>
-      <w:r>
-        <w:t>                    value={maxMatches}</w:t>
-      </w:r>
-    </w:p>
-    <w:p>
-      <w:r>
-        <w:t>                    onChange={(e) =&gt; {</w:t>
-      </w:r>
-    </w:p>
-    <w:p>
-      <w:r>
-        <w:t>  const value = Number(e.target.value);</w:t>
-      </w:r>
-    </w:p>
-    <w:p/>
-    <w:p>
-      <w:r>
-        <w:t>  if (value &gt; maxSwissRounds) {</w:t>
-      </w:r>
-    </w:p>
-    <w:p>
-      <w:r>
-        <w:t>    alert(</w:t>
-      </w:r>
-    </w:p>
-    <w:p>
-      <w:r>
-        <w:t>      `再戦なしで可能な最大試合数は ${maxSwissRounds} 回です`</w:t>
-      </w:r>
-    </w:p>
-    <w:p>
-      <w:r>
-        <w:t>    );</w:t>
-      </w:r>
-    </w:p>
-    <w:p>
-      <w:r>
-        <w:t>    setMaxMatches(maxSwissRounds);</w:t>
-      </w:r>
-    </w:p>
-    <w:p>
-      <w:r>
-        <w:t>    return;</w:t>
-      </w:r>
-    </w:p>
-    <w:p>
-      <w:r>
-        <w:t>  }</w:t>
-      </w:r>
-    </w:p>
-    <w:p/>
-    <w:p>
-      <w:r>
-        <w:t>  setMaxMatches(value);</w:t>
-      </w:r>
-    </w:p>
-    <w:p>
-      <w:r>
-        <w:t>}}</w:t>
-      </w:r>
-    </w:p>
-    <w:p>
-      <w:r>
-        <w:t>                    className={`w-20 px-2 py-1 rounded-lg border ${</w:t>
-      </w:r>
-    </w:p>
-    <w:p>
-      <w:r>
-        <w:t>                      darkMode</w:t>
-      </w:r>
-    </w:p>
-    <w:p>
-      <w:r>
-        <w:t>                        ? "bg-gray-700 border-gray-600"</w:t>
-      </w:r>
-    </w:p>
-    <w:p>
-      <w:r>
-        <w:t>                        : "bg-white border-gray-300"</w:t>
+        <w:t>                &lt;/div&gt;</w:t>
+      </w:r>
+    </w:p>
+    <w:p/>
+    <w:p>
+      <w:r>
+        <w:t>                &lt;div className="flex flex-wrap gap-2"&gt;</w:t>
+      </w:r>
+    </w:p>
+    <w:p>
+      <w:r>
+        <w:t>                  &lt;button</w:t>
+      </w:r>
+    </w:p>
+    <w:p>
+      <w:r>
+        <w:t>                    onClick={() =&gt; updateResult(match.id, "p1")}</w:t>
+      </w:r>
+    </w:p>
+    <w:p>
+      <w:r>
+        <w:t>                    className={`px-4 py-2 rounded-xl ${</w:t>
+      </w:r>
+    </w:p>
+    <w:p>
+      <w:r>
+        <w:t>                      match.result === "p1"</w:t>
+      </w:r>
+    </w:p>
+    <w:p>
+      <w:r>
+        <w:t>                        ? "bg-blue-600 text-white"</w:t>
+      </w:r>
+    </w:p>
+    <w:p>
+      <w:r>
+        <w:t>                        : "bg-gray-300 text-black"</w:t>
       </w:r>
     </w:p>
     <w:p>
@@ -1388,23 +2209,119 @@
     </w:p>
     <w:p>
       <w:r>
-        <w:t>                  /&gt;</w:t>
-      </w:r>
-    </w:p>
-    <w:p/>
-    <w:p>
-      <w:r>
-        <w:t>                  &lt;p className="text-xs opacity-70 mt-1"&gt;</w:t>
-      </w:r>
-    </w:p>
-    <w:p>
-      <w:r>
-        <w:t>  再戦なし最大: {maxSwissRounds} 回</w:t>
-      </w:r>
-    </w:p>
-    <w:p>
-      <w:r>
-        <w:t>&lt;/p&gt;</w:t>
+        <w:t>                  &gt;</w:t>
+      </w:r>
+    </w:p>
+    <w:p>
+      <w:r>
+        <w:t>                    {match.player1.name} 勝利</w:t>
+      </w:r>
+    </w:p>
+    <w:p>
+      <w:r>
+        <w:t>                  &lt;/button&gt;</w:t>
+      </w:r>
+    </w:p>
+    <w:p/>
+    <w:p>
+      <w:r>
+        <w:t>                  &lt;button</w:t>
+      </w:r>
+    </w:p>
+    <w:p>
+      <w:r>
+        <w:t>                    onClick={() =&gt; updateResult(match.id, "draw")}</w:t>
+      </w:r>
+    </w:p>
+    <w:p>
+      <w:r>
+        <w:t>                    className={`px-4 py-2 rounded-xl ${</w:t>
+      </w:r>
+    </w:p>
+    <w:p>
+      <w:r>
+        <w:t>                      match.result === "draw"</w:t>
+      </w:r>
+    </w:p>
+    <w:p>
+      <w:r>
+        <w:t>                        ? "bg-yellow-500 text-white"</w:t>
+      </w:r>
+    </w:p>
+    <w:p>
+      <w:r>
+        <w:t>                        : "bg-gray-300 text-black"</w:t>
+      </w:r>
+    </w:p>
+    <w:p>
+      <w:r>
+        <w:t>                    }`}</w:t>
+      </w:r>
+    </w:p>
+    <w:p>
+      <w:r>
+        <w:t>                  &gt;</w:t>
+      </w:r>
+    </w:p>
+    <w:p>
+      <w:r>
+        <w:t>                    引き分け</w:t>
+      </w:r>
+    </w:p>
+    <w:p>
+      <w:r>
+        <w:t>                  &lt;/button&gt;</w:t>
+      </w:r>
+    </w:p>
+    <w:p/>
+    <w:p>
+      <w:r>
+        <w:t>                  &lt;button</w:t>
+      </w:r>
+    </w:p>
+    <w:p>
+      <w:r>
+        <w:t>                    onClick={() =&gt; updateResult(match.id, "p2")}</w:t>
+      </w:r>
+    </w:p>
+    <w:p>
+      <w:r>
+        <w:t>                    className={`px-4 py-2 rounded-xl ${</w:t>
+      </w:r>
+    </w:p>
+    <w:p>
+      <w:r>
+        <w:t>                      match.result === "p2"</w:t>
+      </w:r>
+    </w:p>
+    <w:p>
+      <w:r>
+        <w:t>                        ? "bg-red-600 text-white"</w:t>
+      </w:r>
+    </w:p>
+    <w:p>
+      <w:r>
+        <w:t>                        : "bg-gray-300 text-black"</w:t>
+      </w:r>
+    </w:p>
+    <w:p>
+      <w:r>
+        <w:t>                    }`}</w:t>
+      </w:r>
+    </w:p>
+    <w:p>
+      <w:r>
+        <w:t>                  &gt;</w:t>
+      </w:r>
+    </w:p>
+    <w:p>
+      <w:r>
+        <w:t>                    {match.player2.name} 勝利</w:t>
+      </w:r>
+    </w:p>
+    <w:p>
+      <w:r>
+        <w:t>                  &lt;/button&gt;</w:t>
       </w:r>
     </w:p>
     <w:p>
@@ -1419,28 +2336,136 @@
     </w:p>
     <w:p>
       <w:r>
-        <w:t>            &lt;/div&gt;</w:t>
-      </w:r>
-    </w:p>
-    <w:p/>
-    <w:p>
-      <w:r>
-        <w:t>            &lt;div className="flex gap-2 flex-wrap"&gt;</w:t>
-      </w:r>
-    </w:p>
-    <w:p>
-      <w:r>
-        <w:t>              &lt;button</w:t>
-      </w:r>
-    </w:p>
-    <w:p>
-      <w:r>
-        <w:t>                onClick={() =&gt; setDarkMode(!darkMode)}</w:t>
-      </w:r>
-    </w:p>
-    <w:p>
-      <w:r>
-        <w:t>                className="px-4 py-2 rounded-2xl bg-indigo-600 text-white"</w:t>
+        <w:t>            ))}</w:t>
+      </w:r>
+    </w:p>
+    <w:p>
+      <w:r>
+        <w:lastRenderedPageBreak/>
+        <w:t>          &lt;/div&gt;</w:t>
+      </w:r>
+    </w:p>
+    <w:p/>
+    <w:p>
+      <w:r>
+        <w:t>          {matches.length &gt; 0 &amp;&amp; (</w:t>
+      </w:r>
+    </w:p>
+    <w:p>
+      <w:r>
+        <w:t>            &lt;button</w:t>
+      </w:r>
+    </w:p>
+    <w:p>
+      <w:r>
+        <w:t>              onClick={finalizeRound}</w:t>
+      </w:r>
+    </w:p>
+    <w:p>
+      <w:r>
+        <w:t>              className="mt-6 w-full bg-purple-600 text-white py-3 rounded-2xl text-lg font-bold"</w:t>
+      </w:r>
+    </w:p>
+    <w:p>
+      <w:r>
+        <w:t>            &gt;</w:t>
+      </w:r>
+    </w:p>
+    <w:p>
+      <w:r>
+        <w:t>              ラウンド確定</w:t>
+      </w:r>
+    </w:p>
+    <w:p>
+      <w:r>
+        <w:t>            &lt;/button&gt;</w:t>
+      </w:r>
+    </w:p>
+    <w:p>
+      <w:r>
+        <w:t>          )}</w:t>
+      </w:r>
+    </w:p>
+    <w:p>
+      <w:r>
+        <w:t>        &lt;/div&gt;</w:t>
+      </w:r>
+    </w:p>
+    <w:p/>
+    <w:p>
+      <w:r>
+        <w:t>        &lt;div</w:t>
+      </w:r>
+    </w:p>
+    <w:p>
+      <w:r>
+        <w:t>          className={`rounded-3xl shadow-xl p-6 ${</w:t>
+      </w:r>
+    </w:p>
+    <w:p>
+      <w:r>
+        <w:t>            darkMode ? "bg-gray-800" : "bg-white"</w:t>
+      </w:r>
+    </w:p>
+    <w:p>
+      <w:r>
+        <w:t>          }`}</w:t>
+      </w:r>
+    </w:p>
+    <w:p>
+      <w:r>
+        <w:t>        &gt;</w:t>
+      </w:r>
+    </w:p>
+    <w:p>
+      <w:r>
+        <w:t>          &lt;h2 className="text-2xl font-bold mb-4"&gt;</w:t>
+      </w:r>
+    </w:p>
+    <w:p>
+      <w:r>
+        <w:t>            戦績一覧</w:t>
+      </w:r>
+    </w:p>
+    <w:p>
+      <w:r>
+        <w:t>          &lt;/h2&gt;</w:t>
+      </w:r>
+    </w:p>
+    <w:p/>
+    <w:p>
+      <w:r>
+        <w:t>          &lt;div className="grid grid-cols-1 md:grid-cols-2 xl:grid-cols-3 gap-4"&gt;</w:t>
+      </w:r>
+    </w:p>
+    <w:p>
+      <w:r>
+        <w:t>            {sortedRanking.map((player) =&gt; (</w:t>
+      </w:r>
+    </w:p>
+    <w:p>
+      <w:r>
+        <w:t>              &lt;div</w:t>
+      </w:r>
+    </w:p>
+    <w:p>
+      <w:r>
+        <w:t>                key={player.id}</w:t>
+      </w:r>
+    </w:p>
+    <w:p>
+      <w:r>
+        <w:t>                className={`rounded-2xl p-4 ${</w:t>
+      </w:r>
+    </w:p>
+    <w:p>
+      <w:r>
+        <w:t>                  darkMode ? "bg-gray-700" : "bg-gray-100"</w:t>
+      </w:r>
+    </w:p>
+    <w:p>
+      <w:r>
+        <w:t>                }`}</w:t>
       </w:r>
     </w:p>
     <w:p>
@@ -1450,48 +2475,191 @@
     </w:p>
     <w:p>
       <w:r>
-        <w:t>                {darkMode ? "ライトモード" : "ダークモード"}</w:t>
-      </w:r>
-    </w:p>
-    <w:p>
-      <w:r>
-        <w:t>              &lt;/button&gt;</w:t>
-      </w:r>
-    </w:p>
-    <w:p/>
-    <w:p>
-      <w:r>
-        <w:t>              &lt;button</w:t>
-      </w:r>
-    </w:p>
-    <w:p>
-      <w:r>
-        <w:t>                onClick={resetTournament}</w:t>
-      </w:r>
-    </w:p>
-    <w:p>
-      <w:r>
-        <w:t>                className="px-4 py-2 rounded-2xl bg-red-600 text-white"</w:t>
-      </w:r>
-    </w:p>
-    <w:p>
-      <w:r>
-        <w:t>              &gt;</w:t>
-      </w:r>
-    </w:p>
-    <w:p>
-      <w:r>
-        <w:t>                大会リセット</w:t>
-      </w:r>
-    </w:p>
-    <w:p>
-      <w:r>
-        <w:t>              &lt;/button&gt;</w:t>
-      </w:r>
-    </w:p>
-    <w:p>
-      <w:r>
-        <w:t>            &lt;/div&gt;</w:t>
+        <w:t>                &lt;div className="flex justify-between items-center mb-3"&gt;</w:t>
+      </w:r>
+    </w:p>
+    <w:p>
+      <w:r>
+        <w:t>                  &lt;div&gt;</w:t>
+      </w:r>
+    </w:p>
+    <w:p>
+      <w:r>
+        <w:t>                    &lt;h3 className="font-bold text-lg"&gt;</w:t>
+      </w:r>
+    </w:p>
+    <w:p>
+      <w:r>
+        <w:t>                      {player.name}</w:t>
+      </w:r>
+    </w:p>
+    <w:p>
+      <w:r>
+        <w:t>                    &lt;/h3&gt;</w:t>
+      </w:r>
+    </w:p>
+    <w:p>
+      <w:r>
+        <w:t>                    &lt;p className="opacity-70 text-sm"&gt;</w:t>
+      </w:r>
+    </w:p>
+    <w:p>
+      <w:r>
+        <w:t>                      {player.points} pt</w:t>
+      </w:r>
+    </w:p>
+    <w:p>
+      <w:r>
+        <w:t>                    &lt;/p&gt;</w:t>
+      </w:r>
+    </w:p>
+    <w:p>
+      <w:r>
+        <w:t>                  &lt;/div&gt;</w:t>
+      </w:r>
+    </w:p>
+    <w:p>
+      <w:r>
+        <w:lastRenderedPageBreak/>
+        <w:t>                &lt;/div&gt;</w:t>
+      </w:r>
+    </w:p>
+    <w:p/>
+    <w:p>
+      <w:r>
+        <w:t>                &lt;div className="space-y-2"&gt;</w:t>
+      </w:r>
+    </w:p>
+    <w:p>
+      <w:r>
+        <w:t>                  {player.history.length === 0 &amp;&amp; (</w:t>
+      </w:r>
+    </w:p>
+    <w:p>
+      <w:r>
+        <w:t>                    &lt;p className="opacity-70 text-sm"&gt;</w:t>
+      </w:r>
+    </w:p>
+    <w:p>
+      <w:r>
+        <w:t>                      戦績なし</w:t>
+      </w:r>
+    </w:p>
+    <w:p>
+      <w:r>
+        <w:t>                    &lt;/p&gt;</w:t>
+      </w:r>
+    </w:p>
+    <w:p>
+      <w:r>
+        <w:t>                  )}</w:t>
+      </w:r>
+    </w:p>
+    <w:p/>
+    <w:p>
+      <w:r>
+        <w:t>                  {player.history.map((h, index) =&gt; (</w:t>
+      </w:r>
+    </w:p>
+    <w:p>
+      <w:r>
+        <w:t>                    &lt;div</w:t>
+      </w:r>
+    </w:p>
+    <w:p>
+      <w:r>
+        <w:t>                      key={index}</w:t>
+      </w:r>
+    </w:p>
+    <w:p>
+      <w:r>
+        <w:t>                      className={`rounded-xl p-3 text-sm flex justify-between items-center ${</w:t>
+      </w:r>
+    </w:p>
+    <w:p>
+      <w:r>
+        <w:t>                        darkMode ? "bg-gray-800" : "bg-white"</w:t>
+      </w:r>
+    </w:p>
+    <w:p>
+      <w:r>
+        <w:t>                      }`}</w:t>
+      </w:r>
+    </w:p>
+    <w:p>
+      <w:r>
+        <w:t>                    &gt;</w:t>
+      </w:r>
+    </w:p>
+    <w:p>
+      <w:r>
+        <w:t>                      &lt;div&gt;</w:t>
+      </w:r>
+    </w:p>
+    <w:p>
+      <w:r>
+        <w:t>                        R{h.round}: vs {h.opponent} - {h.result}</w:t>
+      </w:r>
+    </w:p>
+    <w:p>
+      <w:r>
+        <w:t>                      &lt;/div&gt;</w:t>
+      </w:r>
+    </w:p>
+    <w:p/>
+    <w:p>
+      <w:r>
+        <w:t>                      &lt;button</w:t>
+      </w:r>
+    </w:p>
+    <w:p>
+      <w:r>
+        <w:t>                        onClick={() =&gt; editHistory(player.id, index)}</w:t>
+      </w:r>
+    </w:p>
+    <w:p>
+      <w:r>
+        <w:t>                        className="text-xs bg-orange-500 text-white px-2 py-1 rounded-lg"</w:t>
+      </w:r>
+    </w:p>
+    <w:p>
+      <w:r>
+        <w:t>                      &gt;</w:t>
+      </w:r>
+    </w:p>
+    <w:p>
+      <w:r>
+        <w:t>                        編集</w:t>
+      </w:r>
+    </w:p>
+    <w:p>
+      <w:r>
+        <w:t>                      &lt;/button&gt;</w:t>
+      </w:r>
+    </w:p>
+    <w:p>
+      <w:r>
+        <w:t>                    &lt;/div&gt;</w:t>
+      </w:r>
+    </w:p>
+    <w:p>
+      <w:r>
+        <w:t>                  ))}</w:t>
+      </w:r>
+    </w:p>
+    <w:p>
+      <w:r>
+        <w:t>                &lt;/div&gt;</w:t>
+      </w:r>
+    </w:p>
+    <w:p>
+      <w:r>
+        <w:t>              &lt;/div&gt;</w:t>
+      </w:r>
+    </w:p>
+    <w:p>
+      <w:r>
+        <w:t>            ))}</w:t>
       </w:r>
     </w:p>
     <w:p>
@@ -1504,1166 +2672,50 @@
         <w:t>        &lt;/div&gt;</w:t>
       </w:r>
     </w:p>
-    <w:p/>
-    <w:p>
-      <w:r>
-        <w:t>        &lt;div className="grid grid-cols-1 lg:grid-cols-2 gap-6"&gt;</w:t>
-      </w:r>
-    </w:p>
-    <w:p>
-      <w:r>
-        <w:t>          &lt;div</w:t>
-      </w:r>
-    </w:p>
-    <w:p>
-      <w:r>
-        <w:t>            className={`rounded-3xl shadow-xl p-6 ${</w:t>
-      </w:r>
-    </w:p>
-    <w:p>
-      <w:r>
-        <w:t>              darkMode ? "bg-gray-800" : "bg-white"</w:t>
-      </w:r>
-    </w:p>
-    <w:p>
-      <w:r>
-        <w:t>            }`}</w:t>
-      </w:r>
-    </w:p>
-    <w:p>
-      <w:r>
-        <w:t>          &gt;</w:t>
-      </w:r>
-    </w:p>
-    <w:p>
-      <w:r>
-        <w:t>            &lt;h2 className="text-2xl font-bold mb-4"&gt;</w:t>
-      </w:r>
-    </w:p>
-    <w:p>
-      <w:r>
-        <w:t>              参加者管理</w:t>
-      </w:r>
-    </w:p>
-    <w:p>
-      <w:r>
-        <w:t>            &lt;/h2&gt;</w:t>
-      </w:r>
-    </w:p>
-    <w:p/>
-    <w:p>
-      <w:r>
-        <w:t>            &lt;div className="flex gap-2 mb-4"&gt;</w:t>
-      </w:r>
-    </w:p>
-    <w:p>
-      <w:r>
-        <w:t>              &lt;input</w:t>
-      </w:r>
-    </w:p>
-    <w:p>
-      <w:r>
-        <w:t>                type="text"</w:t>
-      </w:r>
-    </w:p>
-    <w:p>
-      <w:r>
-        <w:t>                value={playerName}</w:t>
-      </w:r>
-    </w:p>
-    <w:p>
-      <w:r>
-        <w:t>                onChange={(e) =&gt; setPlayerName(e.target.value)}</w:t>
-      </w:r>
-    </w:p>
-    <w:p>
-      <w:r>
-        <w:t>                placeholder="参加者名"</w:t>
-      </w:r>
-    </w:p>
-    <w:p>
-      <w:r>
-        <w:t>                className={`flex-1 px-4 py-2 rounded-2xl border ${</w:t>
-      </w:r>
-    </w:p>
-    <w:p>
-      <w:r>
-        <w:t>                  darkMode</w:t>
-      </w:r>
-    </w:p>
-    <w:p>
-      <w:r>
-        <w:t>                    ? "bg-gray-700 border-gray-600"</w:t>
-      </w:r>
-    </w:p>
-    <w:p>
-      <w:r>
-        <w:t>                    : "bg-white border-gray-300"</w:t>
-      </w:r>
-    </w:p>
-    <w:p>
-      <w:r>
-        <w:t>                }`}</w:t>
-      </w:r>
-    </w:p>
-    <w:p>
-      <w:r>
-        <w:t>              /&gt;</w:t>
-      </w:r>
-    </w:p>
-    <w:p/>
-    <w:p>
-      <w:r>
-        <w:t>              &lt;button</w:t>
-      </w:r>
-    </w:p>
-    <w:p>
-      <w:r>
-        <w:t>                onClick={addPlayer}</w:t>
-      </w:r>
-    </w:p>
-    <w:p>
-      <w:r>
-        <w:t>                className="bg-blue-600 text-white px-4 py-2 rounded-2xl"</w:t>
-      </w:r>
-    </w:p>
-    <w:p>
-      <w:r>
-        <w:t>              &gt;</w:t>
+    <w:p>
+      <w:r>
+        <w:t>      &lt;/div&gt;</w:t>
+      </w:r>
+    </w:p>
+    <w:p>
+      <w:r>
+        <w:t>      {/* フッター */}</w:t>
+      </w:r>
+    </w:p>
+    <w:p>
+      <w:r>
+        <w:t>&lt;div className="text-center text-xs opacity-30 mt-10 pb-6 tracking-widest"&gt;</w:t>
+      </w:r>
+    </w:p>
+    <w:p>
+      <w:r>
+        <w:t>  for NuLL</w:t>
+      </w:r>
+    </w:p>
+    <w:p>
+      <w:r>
+        <w:t>&lt;/div&gt;</w:t>
       </w:r>
     </w:p>
     <w:p>
       <w:r>
         <w:lastRenderedPageBreak/>
-        <w:t>                追加</w:t>
-      </w:r>
-    </w:p>
-    <w:p>
-      <w:r>
-        <w:t>              &lt;/button&gt;</w:t>
-      </w:r>
-    </w:p>
-    <w:p>
-      <w:r>
-        <w:t>            &lt;/div&gt;</w:t>
-      </w:r>
-    </w:p>
-    <w:p/>
-    <w:p>
-      <w:r>
-        <w:t>            &lt;div className="space-y-2"&gt;</w:t>
-      </w:r>
-    </w:p>
-    <w:p>
-      <w:r>
-        <w:t>              {players.map((player) =&gt; (</w:t>
-      </w:r>
-    </w:p>
-    <w:p>
-      <w:r>
-        <w:t>                &lt;div</w:t>
-      </w:r>
-    </w:p>
-    <w:p>
-      <w:r>
-        <w:t>                  key={player.id}</w:t>
-      </w:r>
-    </w:p>
-    <w:p>
-      <w:r>
-        <w:t>                  className={`flex justify-between items-center rounded-2xl px-4 py-3 ${</w:t>
-      </w:r>
-    </w:p>
-    <w:p>
-      <w:r>
-        <w:t>                    darkMode ? "bg-gray-700" : "bg-gray-100"</w:t>
-      </w:r>
-    </w:p>
-    <w:p>
-      <w:r>
-        <w:t>                  }`}</w:t>
-      </w:r>
-    </w:p>
-    <w:p>
-      <w:r>
-        <w:t>                &gt;</w:t>
-      </w:r>
-    </w:p>
-    <w:p>
-      <w:r>
-        <w:t>                  &lt;div&gt;</w:t>
-      </w:r>
-    </w:p>
-    <w:p>
-      <w:r>
-        <w:t>                    &lt;div className="font-semibold"&gt;</w:t>
-      </w:r>
-    </w:p>
-    <w:p>
-      <w:r>
-        <w:t>                      {player.name}</w:t>
-      </w:r>
-    </w:p>
-    <w:p>
-      <w:r>
-        <w:t>                    &lt;/div&gt;</w:t>
-      </w:r>
-    </w:p>
-    <w:p>
-      <w:r>
-        <w:t>                    &lt;div className="text-sm opacity-70"&gt;</w:t>
-      </w:r>
-    </w:p>
-    <w:p>
-      <w:r>
-        <w:t>                      {player.points} pt</w:t>
-      </w:r>
-    </w:p>
-    <w:p>
-      <w:r>
-        <w:t>                    &lt;/div&gt;</w:t>
-      </w:r>
-    </w:p>
-    <w:p>
-      <w:r>
-        <w:t>                  &lt;/div&gt;</w:t>
-      </w:r>
-    </w:p>
-    <w:p/>
-    <w:p>
-      <w:r>
-        <w:t>                  &lt;button</w:t>
-      </w:r>
-    </w:p>
-    <w:p>
-      <w:r>
-        <w:t>                    onClick={() =&gt; removePlayer(player.id)}</w:t>
-      </w:r>
-    </w:p>
-    <w:p>
-      <w:r>
-        <w:t>                    className="bg-red-500 text-white px-3 py-1 rounded-xl"</w:t>
-      </w:r>
-    </w:p>
-    <w:p>
-      <w:r>
-        <w:t>                  &gt;</w:t>
-      </w:r>
-    </w:p>
-    <w:p>
-      <w:r>
-        <w:t>                    削除</w:t>
-      </w:r>
-    </w:p>
-    <w:p>
-      <w:r>
-        <w:t>                  &lt;/button&gt;</w:t>
-      </w:r>
-    </w:p>
-    <w:p>
-      <w:r>
-        <w:t>                &lt;/div&gt;</w:t>
-      </w:r>
-    </w:p>
-    <w:p>
-      <w:r>
-        <w:t>              ))}</w:t>
-      </w:r>
-    </w:p>
-    <w:p>
-      <w:r>
-        <w:t>            &lt;/div&gt;</w:t>
-      </w:r>
-    </w:p>
-    <w:p>
-      <w:r>
-        <w:t>          &lt;/div&gt;</w:t>
-      </w:r>
-    </w:p>
-    <w:p/>
-    <w:p>
-      <w:r>
-        <w:t>          &lt;div</w:t>
-      </w:r>
-    </w:p>
-    <w:p>
-      <w:r>
-        <w:t>            className={`rounded-3xl shadow-xl p-6 ${</w:t>
-      </w:r>
-    </w:p>
-    <w:p>
-      <w:r>
-        <w:t>              darkMode ? "bg-gray-800" : "bg-white"</w:t>
-      </w:r>
-    </w:p>
-    <w:p>
-      <w:r>
-        <w:t>            }`}</w:t>
-      </w:r>
-    </w:p>
-    <w:p>
-      <w:r>
-        <w:t>          &gt;</w:t>
-      </w:r>
-    </w:p>
-    <w:p>
-      <w:r>
-        <w:t>            &lt;div className="flex justify-between items-center mb-4"&gt;</w:t>
-      </w:r>
-    </w:p>
-    <w:p>
-      <w:r>
-        <w:lastRenderedPageBreak/>
-        <w:t>              &lt;h2 className="text-2xl font-bold"&gt;</w:t>
-      </w:r>
-    </w:p>
-    <w:p>
-      <w:r>
-        <w:t>                ランキング</w:t>
-      </w:r>
-    </w:p>
-    <w:p>
-      <w:r>
-        <w:t>              &lt;/h2&gt;</w:t>
-      </w:r>
-    </w:p>
-    <w:p/>
-    <w:p>
-      <w:r>
-        <w:t>              {players.every((p) =&gt; p.history.length &gt;= maxMatches) ? (</w:t>
-      </w:r>
-    </w:p>
-    <w:p>
-      <w:r>
-        <w:t>                &lt;div className="text-red-500 font-semibold"&gt;</w:t>
-      </w:r>
-    </w:p>
-    <w:p>
-      <w:r>
-        <w:t>                  ラウンド終了</w:t>
-      </w:r>
-    </w:p>
-    <w:p>
-      <w:r>
-        <w:t>                &lt;/div&gt;</w:t>
-      </w:r>
-    </w:p>
-    <w:p>
-      <w:r>
-        <w:t>              ) : (</w:t>
-      </w:r>
-    </w:p>
-    <w:p>
-      <w:r>
-        <w:t>                &lt;button</w:t>
-      </w:r>
-    </w:p>
-    <w:p>
-      <w:r>
-        <w:t>                  onClick={generatePairings}</w:t>
-      </w:r>
-    </w:p>
-    <w:p>
-      <w:r>
-        <w:t>                  className="bg-green-600 text-white px-4 py-2 rounded-2xl"</w:t>
-      </w:r>
-    </w:p>
-    <w:p>
-      <w:r>
-        <w:t>                &gt;</w:t>
-      </w:r>
-    </w:p>
-    <w:p>
-      <w:r>
-        <w:t>                  組み合わせ生成</w:t>
-      </w:r>
-    </w:p>
-    <w:p>
-      <w:r>
-        <w:t>                &lt;/button&gt;</w:t>
-      </w:r>
-    </w:p>
-    <w:p>
-      <w:r>
-        <w:t>              )}</w:t>
-      </w:r>
-    </w:p>
-    <w:p>
-      <w:r>
-        <w:t>            &lt;/div&gt;</w:t>
-      </w:r>
-    </w:p>
-    <w:p/>
-    <w:p>
-      <w:r>
-        <w:t>            &lt;table className="w-full"&gt;</w:t>
-      </w:r>
-    </w:p>
-    <w:p>
-      <w:r>
-        <w:t>              &lt;thead&gt;</w:t>
-      </w:r>
-    </w:p>
-    <w:p>
-      <w:r>
-        <w:t>                &lt;tr className="border-b border-gray-500"&gt;</w:t>
-      </w:r>
-    </w:p>
-    <w:p>
-      <w:r>
-        <w:t>                  &lt;th className="text-left py-2"&gt;順位&lt;/th&gt;</w:t>
-      </w:r>
-    </w:p>
-    <w:p>
-      <w:r>
-        <w:t>                  &lt;th className="text-left py-2"&gt;名前&lt;/th&gt;</w:t>
-      </w:r>
-    </w:p>
-    <w:p>
-      <w:r>
-        <w:t>                  &lt;th className="text-left py-2"&gt;Pt&lt;/th&gt;</w:t>
-      </w:r>
-    </w:p>
-    <w:p>
-      <w:r>
-        <w:t>                &lt;/tr&gt;</w:t>
-      </w:r>
-    </w:p>
-    <w:p>
-      <w:r>
-        <w:t>              &lt;/thead&gt;</w:t>
-      </w:r>
-    </w:p>
-    <w:p/>
-    <w:p>
-      <w:r>
-        <w:t>              &lt;tbody&gt;</w:t>
-      </w:r>
-    </w:p>
-    <w:p>
-      <w:r>
-        <w:t>                {sortedRanking.map((player, index) =&gt; (</w:t>
-      </w:r>
-    </w:p>
-    <w:p>
-      <w:r>
-        <w:t>                  &lt;tr</w:t>
-      </w:r>
-    </w:p>
-    <w:p>
-      <w:r>
-        <w:t>                    key={player.id}</w:t>
-      </w:r>
-    </w:p>
-    <w:p>
-      <w:r>
-        <w:t>                    className="border-b border-gray-700"</w:t>
-      </w:r>
-    </w:p>
-    <w:p>
-      <w:r>
-        <w:t>                  &gt;</w:t>
-      </w:r>
-    </w:p>
-    <w:p>
-      <w:r>
-        <w:t>                    &lt;td className="py-2"&gt;{index + 1}&lt;/td&gt;</w:t>
-      </w:r>
-    </w:p>
-    <w:p>
-      <w:r>
-        <w:t>                    &lt;td&gt;{player.name}&lt;/td&gt;</w:t>
-      </w:r>
-    </w:p>
-    <w:p>
-      <w:r>
-        <w:t>                    &lt;td&gt;{player.points}&lt;/td&gt;</w:t>
-      </w:r>
-    </w:p>
-    <w:p>
-      <w:r>
-        <w:t>                  &lt;/tr&gt;</w:t>
-      </w:r>
-    </w:p>
-    <w:p>
-      <w:r>
-        <w:t>                ))}</w:t>
-      </w:r>
-    </w:p>
-    <w:p>
-      <w:r>
-        <w:lastRenderedPageBreak/>
-        <w:t>              &lt;/tbody&gt;</w:t>
-      </w:r>
-    </w:p>
-    <w:p>
-      <w:r>
-        <w:t>            &lt;/table&gt;</w:t>
-      </w:r>
-    </w:p>
-    <w:p>
-      <w:r>
-        <w:t>          &lt;/div&gt;</w:t>
-      </w:r>
-    </w:p>
-    <w:p>
-      <w:r>
-        <w:t>        &lt;/div&gt;</w:t>
-      </w:r>
-    </w:p>
-    <w:p/>
-    <w:p>
-      <w:r>
-        <w:t>        &lt;div</w:t>
-      </w:r>
-    </w:p>
-    <w:p>
-      <w:r>
-        <w:t>          className={`rounded-3xl shadow-xl p-6 ${</w:t>
-      </w:r>
-    </w:p>
-    <w:p>
-      <w:r>
-        <w:t>            darkMode ? "bg-gray-800" : "bg-white"</w:t>
-      </w:r>
-    </w:p>
-    <w:p>
-      <w:r>
-        <w:t>          }`}</w:t>
-      </w:r>
-    </w:p>
-    <w:p>
-      <w:r>
-        <w:t>        &gt;</w:t>
-      </w:r>
-    </w:p>
-    <w:p>
-      <w:r>
-        <w:t>          &lt;div className="flex justify-between items-center mb-4"&gt;</w:t>
-      </w:r>
-    </w:p>
-    <w:p>
-      <w:r>
-        <w:t>            &lt;h2 className="text-2xl font-bold"&gt;</w:t>
-      </w:r>
-    </w:p>
-    <w:p>
-      <w:r>
-        <w:t>              対戦組み合わせ</w:t>
-      </w:r>
-    </w:p>
-    <w:p>
-      <w:r>
-        <w:t>            &lt;/h2&gt;</w:t>
-      </w:r>
-    </w:p>
-    <w:p>
-      <w:r>
-        <w:t>          &lt;/div&gt;</w:t>
-      </w:r>
-    </w:p>
-    <w:p/>
-    <w:p>
-      <w:r>
-        <w:t>          &lt;div className="space-y-4"&gt;</w:t>
-      </w:r>
-    </w:p>
-    <w:p>
-      <w:r>
-        <w:t>            {matches.length === 0 &amp;&amp; (</w:t>
-      </w:r>
-    </w:p>
-    <w:p>
-      <w:r>
-        <w:t>              &lt;p className="opacity-70"&gt;</w:t>
-      </w:r>
-    </w:p>
-    <w:p>
-      <w:r>
-        <w:t>                組み合わせがありません</w:t>
-      </w:r>
-    </w:p>
-    <w:p>
-      <w:r>
-        <w:t>              &lt;/p&gt;</w:t>
-      </w:r>
-    </w:p>
-    <w:p>
-      <w:r>
-        <w:t>            )}</w:t>
-      </w:r>
-    </w:p>
-    <w:p/>
-    <w:p>
-      <w:r>
-        <w:t>            {matches.map((match) =&gt; (</w:t>
-      </w:r>
-    </w:p>
-    <w:p>
-      <w:r>
-        <w:t>              &lt;div</w:t>
-      </w:r>
-    </w:p>
-    <w:p>
-      <w:r>
-        <w:t>                key={match.id}</w:t>
-      </w:r>
-    </w:p>
-    <w:p>
-      <w:r>
-        <w:t>                className={`rounded-2xl p-4 ${</w:t>
-      </w:r>
-    </w:p>
-    <w:p>
-      <w:r>
-        <w:t>                  darkMode ? "bg-gray-700" : "bg-gray-100"</w:t>
-      </w:r>
-    </w:p>
-    <w:p>
-      <w:r>
-        <w:t>                }`}</w:t>
-      </w:r>
-    </w:p>
-    <w:p>
-      <w:r>
-        <w:t>              &gt;</w:t>
-      </w:r>
-    </w:p>
-    <w:p>
-      <w:r>
-        <w:t>                &lt;div className="font-bold text-lg mb-3"&gt;</w:t>
-      </w:r>
-    </w:p>
-    <w:p>
-      <w:r>
-        <w:t>                  {match.player1.name} VS {match.player2.name}</w:t>
-      </w:r>
-    </w:p>
-    <w:p>
-      <w:r>
-        <w:t>                &lt;/div&gt;</w:t>
-      </w:r>
-    </w:p>
-    <w:p/>
-    <w:p>
-      <w:r>
-        <w:t>                &lt;div className="flex flex-wrap gap-2"&gt;</w:t>
-      </w:r>
-    </w:p>
-    <w:p>
-      <w:r>
-        <w:t>                  &lt;button</w:t>
-      </w:r>
-    </w:p>
-    <w:p>
-      <w:r>
-        <w:t>                    onClick={() =&gt; updateResult(match.id, "p1")}</w:t>
-      </w:r>
-    </w:p>
-    <w:p>
-      <w:r>
-        <w:t>                    className={`px-4 py-2 rounded-xl ${</w:t>
-      </w:r>
-    </w:p>
-    <w:p>
-      <w:r>
-        <w:lastRenderedPageBreak/>
-        <w:t>                      match.result === "p1"</w:t>
-      </w:r>
-    </w:p>
-    <w:p>
-      <w:r>
-        <w:t>                        ? "bg-blue-600 text-white"</w:t>
-      </w:r>
-    </w:p>
-    <w:p>
-      <w:r>
-        <w:t>                        : "bg-gray-300 text-black"</w:t>
-      </w:r>
-    </w:p>
-    <w:p>
-      <w:r>
-        <w:t>                    }`}</w:t>
-      </w:r>
-    </w:p>
-    <w:p>
-      <w:r>
-        <w:t>                  &gt;</w:t>
-      </w:r>
-    </w:p>
-    <w:p>
-      <w:r>
-        <w:t>                    {match.player1.name} 勝利</w:t>
-      </w:r>
-    </w:p>
-    <w:p>
-      <w:r>
-        <w:t>                  &lt;/button&gt;</w:t>
-      </w:r>
-    </w:p>
-    <w:p/>
-    <w:p>
-      <w:r>
-        <w:t>                  &lt;button</w:t>
-      </w:r>
-    </w:p>
-    <w:p>
-      <w:r>
-        <w:t>                    onClick={() =&gt; updateResult(match.id, "draw")}</w:t>
-      </w:r>
-    </w:p>
-    <w:p>
-      <w:r>
-        <w:t>                    className={`px-4 py-2 rounded-xl ${</w:t>
-      </w:r>
-    </w:p>
-    <w:p>
-      <w:r>
-        <w:t>                      match.result === "draw"</w:t>
-      </w:r>
-    </w:p>
-    <w:p>
-      <w:r>
-        <w:t>                        ? "bg-yellow-500 text-white"</w:t>
-      </w:r>
-    </w:p>
-    <w:p>
-      <w:r>
-        <w:t>                        : "bg-gray-300 text-black"</w:t>
-      </w:r>
-    </w:p>
-    <w:p>
-      <w:r>
-        <w:t>                    }`}</w:t>
-      </w:r>
-    </w:p>
-    <w:p>
-      <w:r>
-        <w:t>                  &gt;</w:t>
-      </w:r>
-    </w:p>
-    <w:p>
-      <w:r>
-        <w:t>                    引き分け</w:t>
-      </w:r>
-    </w:p>
-    <w:p>
-      <w:r>
-        <w:t>                  &lt;/button&gt;</w:t>
-      </w:r>
-    </w:p>
-    <w:p/>
-    <w:p>
-      <w:r>
-        <w:t>                  &lt;button</w:t>
-      </w:r>
-    </w:p>
-    <w:p>
-      <w:r>
-        <w:t>                    onClick={() =&gt; updateResult(match.id, "p2")}</w:t>
-      </w:r>
-    </w:p>
-    <w:p>
-      <w:r>
-        <w:t>                    className={`px-4 py-2 rounded-xl ${</w:t>
-      </w:r>
-    </w:p>
-    <w:p>
-      <w:r>
-        <w:t>                      match.result === "p2"</w:t>
-      </w:r>
-    </w:p>
-    <w:p>
-      <w:r>
-        <w:t>                        ? "bg-red-600 text-white"</w:t>
-      </w:r>
-    </w:p>
-    <w:p>
-      <w:r>
-        <w:t>                        : "bg-gray-300 text-black"</w:t>
-      </w:r>
-    </w:p>
-    <w:p>
-      <w:r>
-        <w:t>                    }`}</w:t>
-      </w:r>
-    </w:p>
-    <w:p>
-      <w:r>
-        <w:t>                  &gt;</w:t>
-      </w:r>
-    </w:p>
-    <w:p>
-      <w:r>
-        <w:t>                    {match.player2.name} 勝利</w:t>
-      </w:r>
-    </w:p>
-    <w:p>
-      <w:r>
-        <w:t>                  &lt;/button&gt;</w:t>
-      </w:r>
-    </w:p>
-    <w:p>
-      <w:r>
-        <w:t>                &lt;/div&gt;</w:t>
-      </w:r>
-    </w:p>
-    <w:p>
-      <w:r>
-        <w:t>              &lt;/div&gt;</w:t>
-      </w:r>
-    </w:p>
-    <w:p>
-      <w:r>
-        <w:t>            ))}</w:t>
-      </w:r>
-    </w:p>
-    <w:p>
-      <w:r>
-        <w:t>          &lt;/div&gt;</w:t>
-      </w:r>
-    </w:p>
-    <w:p/>
-    <w:p>
-      <w:r>
-        <w:t>          {matches.length &gt; 0 &amp;&amp; (</w:t>
-      </w:r>
-    </w:p>
-    <w:p>
-      <w:r>
-        <w:t>            &lt;button</w:t>
-      </w:r>
-    </w:p>
-    <w:p>
-      <w:r>
-        <w:t>              onClick={finalizeRound}</w:t>
-      </w:r>
-    </w:p>
-    <w:p>
-      <w:r>
-        <w:t>              className="mt-6 w-full bg-purple-600 text-white py-3 rounded-2xl text-lg font-bold"</w:t>
-      </w:r>
-    </w:p>
-    <w:p>
-      <w:r>
-        <w:lastRenderedPageBreak/>
-        <w:t>            &gt;</w:t>
-      </w:r>
-    </w:p>
-    <w:p>
-      <w:r>
-        <w:t>              ラウンド確定</w:t>
-      </w:r>
-    </w:p>
-    <w:p>
-      <w:r>
-        <w:t>            &lt;/button&gt;</w:t>
-      </w:r>
-    </w:p>
-    <w:p>
-      <w:r>
-        <w:t>          )}</w:t>
-      </w:r>
-    </w:p>
-    <w:p>
-      <w:r>
-        <w:t>        &lt;/div&gt;</w:t>
-      </w:r>
-    </w:p>
-    <w:p/>
-    <w:p>
-      <w:r>
-        <w:t>        &lt;div</w:t>
-      </w:r>
-    </w:p>
-    <w:p>
-      <w:r>
-        <w:t>          className={`rounded-3xl shadow-xl p-6 ${</w:t>
-      </w:r>
-    </w:p>
-    <w:p>
-      <w:r>
-        <w:t>            darkMode ? "bg-gray-800" : "bg-white"</w:t>
-      </w:r>
-    </w:p>
-    <w:p>
-      <w:r>
-        <w:t>          }`}</w:t>
-      </w:r>
-    </w:p>
-    <w:p>
-      <w:r>
-        <w:t>        &gt;</w:t>
-      </w:r>
-    </w:p>
-    <w:p>
-      <w:r>
-        <w:t>          &lt;h2 className="text-2xl font-bold mb-4"&gt;</w:t>
-      </w:r>
-    </w:p>
-    <w:p>
-      <w:r>
-        <w:t>            戦績一覧</w:t>
-      </w:r>
-    </w:p>
-    <w:p>
-      <w:r>
-        <w:t>          &lt;/h2&gt;</w:t>
-      </w:r>
-    </w:p>
-    <w:p/>
-    <w:p>
-      <w:r>
-        <w:t>          &lt;div className="grid grid-cols-1 md:grid-cols-2 xl:grid-cols-3 gap-4"&gt;</w:t>
-      </w:r>
-    </w:p>
-    <w:p>
-      <w:r>
-        <w:t>            {sortedRanking.map((player) =&gt; (</w:t>
-      </w:r>
-    </w:p>
-    <w:p>
-      <w:r>
-        <w:t>              &lt;div</w:t>
-      </w:r>
-    </w:p>
-    <w:p>
-      <w:r>
-        <w:t>                key={player.id}</w:t>
-      </w:r>
-    </w:p>
-    <w:p>
-      <w:r>
-        <w:t>                className={`rounded-2xl p-4 ${</w:t>
-      </w:r>
-    </w:p>
-    <w:p>
-      <w:r>
-        <w:t>                  darkMode ? "bg-gray-700" : "bg-gray-100"</w:t>
-      </w:r>
-    </w:p>
-    <w:p>
-      <w:r>
-        <w:t>                }`}</w:t>
-      </w:r>
-    </w:p>
-    <w:p>
-      <w:r>
-        <w:t>              &gt;</w:t>
-      </w:r>
-    </w:p>
-    <w:p>
-      <w:r>
-        <w:t>                &lt;div className="flex justify-between items-center mb-3"&gt;</w:t>
-      </w:r>
-    </w:p>
-    <w:p>
-      <w:r>
-        <w:t>                  &lt;div&gt;</w:t>
-      </w:r>
-    </w:p>
-    <w:p>
-      <w:r>
-        <w:t>                    &lt;h3 className="font-bold text-lg"&gt;</w:t>
-      </w:r>
-    </w:p>
-    <w:p>
-      <w:r>
-        <w:t>                      {player.name}</w:t>
-      </w:r>
-    </w:p>
-    <w:p>
-      <w:r>
-        <w:t>                    &lt;/h3&gt;</w:t>
-      </w:r>
-    </w:p>
-    <w:p>
-      <w:r>
-        <w:t>                    &lt;p className="opacity-70 text-sm"&gt;</w:t>
-      </w:r>
-    </w:p>
-    <w:p>
-      <w:r>
-        <w:t>                      {player.points} pt</w:t>
-      </w:r>
-    </w:p>
-    <w:p>
-      <w:r>
-        <w:t>                    &lt;/p&gt;</w:t>
-      </w:r>
-    </w:p>
-    <w:p>
-      <w:r>
-        <w:t>                  &lt;/div&gt;</w:t>
-      </w:r>
-    </w:p>
-    <w:p>
-      <w:r>
-        <w:t>                &lt;/div&gt;</w:t>
-      </w:r>
-    </w:p>
-    <w:p/>
-    <w:p>
-      <w:r>
-        <w:t>                &lt;div className="space-y-2"&gt;</w:t>
-      </w:r>
-    </w:p>
-    <w:p>
-      <w:r>
-        <w:t>                  {player.history.length === 0 &amp;&amp; (</w:t>
-      </w:r>
-    </w:p>
-    <w:p>
-      <w:r>
-        <w:t>                    &lt;p className="opacity-70 text-sm"&gt;</w:t>
-      </w:r>
-    </w:p>
-    <w:p>
-      <w:r>
-        <w:t>                      戦績なし</w:t>
-      </w:r>
-    </w:p>
-    <w:p>
-      <w:r>
-        <w:lastRenderedPageBreak/>
-        <w:t>                    &lt;/p&gt;</w:t>
-      </w:r>
-    </w:p>
-    <w:p>
-      <w:r>
-        <w:t>                  )}</w:t>
-      </w:r>
-    </w:p>
-    <w:p/>
-    <w:p>
-      <w:r>
-        <w:t>                  {player.history.map((h, index) =&gt; (</w:t>
-      </w:r>
-    </w:p>
-    <w:p>
-      <w:r>
-        <w:t>                    &lt;div</w:t>
-      </w:r>
-    </w:p>
-    <w:p>
-      <w:r>
-        <w:t>                      key={index}</w:t>
-      </w:r>
-    </w:p>
-    <w:p>
-      <w:r>
-        <w:t>                      className={`rounded-xl p-3 text-sm flex justify-between items-center ${</w:t>
-      </w:r>
-    </w:p>
-    <w:p>
-      <w:r>
-        <w:t>                        darkMode ? "bg-gray-800" : "bg-white"</w:t>
-      </w:r>
-    </w:p>
-    <w:p>
-      <w:r>
-        <w:t>                      }`}</w:t>
-      </w:r>
-    </w:p>
-    <w:p>
-      <w:r>
-        <w:t>                    &gt;</w:t>
-      </w:r>
-    </w:p>
-    <w:p>
-      <w:r>
-        <w:t>                      &lt;div&gt;</w:t>
-      </w:r>
-    </w:p>
-    <w:p>
-      <w:r>
-        <w:t>                        R{h.round}: vs {h.opponent} - {h.result}</w:t>
-      </w:r>
-    </w:p>
-    <w:p>
-      <w:r>
-        <w:t>                      &lt;/div&gt;</w:t>
-      </w:r>
-    </w:p>
-    <w:p/>
-    <w:p>
-      <w:r>
-        <w:t>                      &lt;button</w:t>
-      </w:r>
-    </w:p>
-    <w:p>
-      <w:r>
-        <w:t>                        onClick={() =&gt; editHistory(player.id, index)}</w:t>
-      </w:r>
-    </w:p>
-    <w:p>
-      <w:r>
-        <w:t>                        className="text-xs bg-orange-500 text-white px-2 py-1 rounded-lg"</w:t>
-      </w:r>
-    </w:p>
-    <w:p>
-      <w:r>
-        <w:t>                      &gt;</w:t>
-      </w:r>
-    </w:p>
-    <w:p>
-      <w:r>
-        <w:t>                        編集</w:t>
-      </w:r>
-    </w:p>
-    <w:p>
-      <w:r>
-        <w:t>                      &lt;/button&gt;</w:t>
-      </w:r>
-    </w:p>
-    <w:p>
-      <w:r>
-        <w:t>                    &lt;/div&gt;</w:t>
-      </w:r>
-    </w:p>
-    <w:p>
-      <w:r>
-        <w:t>                  ))}</w:t>
-      </w:r>
-    </w:p>
-    <w:p>
-      <w:r>
-        <w:t>                &lt;/div&gt;</w:t>
-      </w:r>
-    </w:p>
-    <w:p>
-      <w:r>
-        <w:t>              &lt;/div&gt;</w:t>
-      </w:r>
-    </w:p>
-    <w:p>
-      <w:r>
-        <w:t>            ))}</w:t>
-      </w:r>
-    </w:p>
-    <w:p>
-      <w:r>
-        <w:t>          &lt;/div&gt;</w:t>
-      </w:r>
-    </w:p>
-    <w:p>
-      <w:r>
-        <w:t>        &lt;/div&gt;</w:t>
-      </w:r>
-    </w:p>
-    <w:p>
-      <w:r>
-        <w:t>      &lt;/div&gt;</w:t>
-      </w:r>
-    </w:p>
-    <w:p>
-      <w:r>
         <w:t>    &lt;/div&gt;</w:t>
       </w:r>
     </w:p>
     <w:p>
       <w:r>
+        <w:t xml:space="preserve">    </w:t>
+      </w:r>
+    </w:p>
+    <w:p>
+      <w:r>
         <w:t>  );</w:t>
+      </w:r>
+    </w:p>
+    <w:p>
+      <w:r>
+        <w:t xml:space="preserve">  </w:t>
       </w:r>
     </w:p>
     <w:p>
